--- a/PARTE TERZA_DI CARO/LAB4_TNL3/Relazione Progetto_LAB4.docx
+++ b/PARTE TERZA_DI CARO/LAB4_TNL3/Relazione Progetto_LAB4.docx
@@ -28,12 +28,12 @@
             <wp:extent cx="1013460" cy="1013460"/>
             <wp:effectExtent b="0" l="0" r="0" t="0"/>
             <wp:wrapSquare wrapText="bothSides" distB="0" distT="0" distL="114300" distR="114300"/>
-            <wp:docPr descr="Risultati immagini per simbolo universitÃ  di torino" id="3" name="image4.jpg"/>
+            <wp:docPr descr="Risultati immagini per simbolo universitÃ  di torino" id="6" name="image3.jpg"/>
             <a:graphic>
               <a:graphicData uri="http://schemas.openxmlformats.org/drawingml/2006/picture">
                 <pic:pic>
                   <pic:nvPicPr>
-                    <pic:cNvPr descr="Risultati immagini per simbolo universitÃ  di torino" id="0" name="image4.jpg"/>
+                    <pic:cNvPr descr="Risultati immagini per simbolo universitÃ  di torino" id="0" name="image3.jpg"/>
                     <pic:cNvPicPr preferRelativeResize="0"/>
                   </pic:nvPicPr>
                   <pic:blipFill>
@@ -258,41 +258,56 @@
           <w:szCs w:val="40"/>
           <w:rtl w:val="0"/>
         </w:rPr>
-        <w:t xml:space="preserve">LAB-3 </w:t>
+        <w:t xml:space="preserve">LAB-4 </w:t>
       </w:r>
     </w:p>
     <w:p>
       <w:pPr>
         <w:jc w:val="center"/>
-        <w:rPr>
-          <w:rFonts w:ascii="Times New Roman" w:cs="Times New Roman" w:eastAsia="Times New Roman" w:hAnsi="Times New Roman"/>
-          <w:sz w:val="40"/>
-          <w:szCs w:val="40"/>
-        </w:rPr>
-      </w:pPr>
-      <w:r>
-        <w:rPr>
-          <w:rFonts w:ascii="Times New Roman" w:cs="Times New Roman" w:eastAsia="Times New Roman" w:hAnsi="Times New Roman"/>
-          <w:sz w:val="40"/>
-          <w:szCs w:val="40"/>
-          <w:rtl w:val="0"/>
-        </w:rPr>
-        <w:t xml:space="preserve"> Valutazione delle definizioni: </w:t>
-      </w:r>
-      <w:r>
         <w:rPr>
           <w:rFonts w:ascii="Times New Roman" w:cs="Times New Roman" w:eastAsia="Times New Roman" w:hAnsi="Times New Roman"/>
           <w:i w:val="1"/>
           <w:sz w:val="40"/>
           <w:szCs w:val="40"/>
-          <w:rtl w:val="0"/>
-        </w:rPr>
-        <w:t xml:space="preserve">Content-to-Form</w:t>
-      </w:r>
-      <w:r>
-        <w:rPr>
-          <w:rtl w:val="0"/>
-        </w:rPr>
+        </w:rPr>
+      </w:pPr>
+      <w:r>
+        <w:rPr>
+          <w:rFonts w:ascii="Times New Roman" w:cs="Times New Roman" w:eastAsia="Times New Roman" w:hAnsi="Times New Roman"/>
+          <w:sz w:val="40"/>
+          <w:szCs w:val="40"/>
+          <w:rtl w:val="0"/>
+        </w:rPr>
+        <w:t xml:space="preserve"> Realizzazione di una pipeline di </w:t>
+      </w:r>
+      <w:r>
+        <w:rPr>
+          <w:rFonts w:ascii="Times New Roman" w:cs="Times New Roman" w:eastAsia="Times New Roman" w:hAnsi="Times New Roman"/>
+          <w:i w:val="1"/>
+          <w:sz w:val="40"/>
+          <w:szCs w:val="40"/>
+          <w:rtl w:val="0"/>
+        </w:rPr>
+        <w:t xml:space="preserve">clustering</w:t>
+      </w:r>
+      <w:r>
+        <w:rPr>
+          <w:rFonts w:ascii="Times New Roman" w:cs="Times New Roman" w:eastAsia="Times New Roman" w:hAnsi="Times New Roman"/>
+          <w:sz w:val="40"/>
+          <w:szCs w:val="40"/>
+          <w:rtl w:val="0"/>
+        </w:rPr>
+        <w:t xml:space="preserve"> e</w:t>
+      </w:r>
+      <w:r>
+        <w:rPr>
+          <w:rFonts w:ascii="Times New Roman" w:cs="Times New Roman" w:eastAsia="Times New Roman" w:hAnsi="Times New Roman"/>
+          <w:i w:val="1"/>
+          <w:sz w:val="40"/>
+          <w:szCs w:val="40"/>
+          <w:rtl w:val="0"/>
+        </w:rPr>
+        <w:t xml:space="preserve"> topic modeling</w:t>
       </w:r>
     </w:p>
     <w:p>
@@ -328,14 +343,12 @@
         <w:jc w:val="left"/>
         <w:rPr>
           <w:rFonts w:ascii="Calibri" w:cs="Calibri" w:eastAsia="Calibri" w:hAnsi="Calibri"/>
-          <w:b w:val="0"/>
           <w:i w:val="0"/>
           <w:smallCaps w:val="0"/>
           <w:strike w:val="0"/>
           <w:color w:val="000000"/>
           <w:sz w:val="28"/>
           <w:szCs w:val="28"/>
-          <w:u w:val="none"/>
           <w:shd w:fill="auto" w:val="clear"/>
           <w:vertAlign w:val="baseline"/>
         </w:rPr>
@@ -411,95 +424,305 @@
           <w:vertAlign w:val="baseline"/>
           <w:rtl w:val="0"/>
         </w:rPr>
-        <w:t xml:space="preserve">     La seguente esercitazione ha affrontato il problema della ricerca onomasiologica che consiste nell’individuare un concetto a partire dalla sua definizione. Nello specifico, si prova a risalire al synset partendo dalle definizioni dei concetti contenute nel file  </w:t>
-      </w:r>
-      <w:r>
-        <w:rPr>
-          <w:rFonts w:ascii="Times New Roman" w:cs="Times New Roman" w:eastAsia="Times New Roman" w:hAnsi="Times New Roman"/>
-          <w:b w:val="0"/>
+        <w:t xml:space="preserve">    </w:t>
+      </w:r>
+    </w:p>
+    <w:p>
+      <w:pPr>
+        <w:keepNext w:val="0"/>
+        <w:keepLines w:val="0"/>
+        <w:pageBreakBefore w:val="0"/>
+        <w:widowControl w:val="1"/>
+        <w:pBdr>
+          <w:top w:space="0" w:sz="0" w:val="nil"/>
+          <w:left w:space="0" w:sz="0" w:val="nil"/>
+          <w:bottom w:space="0" w:sz="0" w:val="nil"/>
+          <w:right w:space="0" w:sz="0" w:val="nil"/>
+          <w:between w:space="0" w:sz="0" w:val="nil"/>
+        </w:pBdr>
+        <w:shd w:fill="auto" w:val="clear"/>
+        <w:spacing w:after="0" w:before="0" w:line="276" w:lineRule="auto"/>
+        <w:ind w:left="360" w:right="0" w:firstLine="0"/>
+        <w:jc w:val="both"/>
+        <w:rPr>
+          <w:rFonts w:ascii="Times New Roman" w:cs="Times New Roman" w:eastAsia="Times New Roman" w:hAnsi="Times New Roman"/>
+          <w:sz w:val="24"/>
+          <w:szCs w:val="24"/>
+        </w:rPr>
+      </w:pPr>
+      <w:r>
+        <w:rPr>
+          <w:rFonts w:ascii="Times New Roman" w:cs="Times New Roman" w:eastAsia="Times New Roman" w:hAnsi="Times New Roman"/>
+          <w:sz w:val="24"/>
+          <w:szCs w:val="24"/>
+          <w:rtl w:val="0"/>
+        </w:rPr>
+        <w:t xml:space="preserve">     L’obiettivo di questa attività di laboratorio è quello di realizzare una pipeline di clustering e topic modeling a partire da un dataset selezionato. In particolare è stato utilizzato un dataset costituito da circa 2,81M di articoli scientifici tratti da ArXiv, disponibile come risorsa open-access tramite la piattaforma Hugging Face alla URL: </w:t>
+      </w:r>
+      <w:hyperlink r:id="rId8">
+        <w:r>
+          <w:rPr>
+            <w:rFonts w:ascii="Times New Roman" w:cs="Times New Roman" w:eastAsia="Times New Roman" w:hAnsi="Times New Roman"/>
+            <w:color w:val="1155cc"/>
+            <w:sz w:val="24"/>
+            <w:szCs w:val="24"/>
+            <w:u w:val="single"/>
+            <w:rtl w:val="0"/>
+          </w:rPr>
+          <w:t xml:space="preserve">https://huggingface.co/datasets/librarian-bots/arxiv-metadata-snapshot</w:t>
+        </w:r>
+      </w:hyperlink>
+      <w:r>
+        <w:rPr>
+          <w:rFonts w:ascii="Times New Roman" w:cs="Times New Roman" w:eastAsia="Times New Roman" w:hAnsi="Times New Roman"/>
+          <w:sz w:val="24"/>
+          <w:szCs w:val="24"/>
+          <w:rtl w:val="0"/>
+        </w:rPr>
+        <w:t xml:space="preserve">.</w:t>
+      </w:r>
+    </w:p>
+    <w:p>
+      <w:pPr>
+        <w:keepNext w:val="0"/>
+        <w:keepLines w:val="0"/>
+        <w:pageBreakBefore w:val="0"/>
+        <w:widowControl w:val="1"/>
+        <w:pBdr>
+          <w:top w:space="0" w:sz="0" w:val="nil"/>
+          <w:left w:space="0" w:sz="0" w:val="nil"/>
+          <w:bottom w:space="0" w:sz="0" w:val="nil"/>
+          <w:right w:space="0" w:sz="0" w:val="nil"/>
+          <w:between w:space="0" w:sz="0" w:val="nil"/>
+        </w:pBdr>
+        <w:shd w:fill="auto" w:val="clear"/>
+        <w:spacing w:after="0" w:before="0" w:line="276" w:lineRule="auto"/>
+        <w:ind w:left="360" w:right="0" w:firstLine="0"/>
+        <w:jc w:val="both"/>
+        <w:rPr>
+          <w:rFonts w:ascii="Times New Roman" w:cs="Times New Roman" w:eastAsia="Times New Roman" w:hAnsi="Times New Roman"/>
+          <w:sz w:val="24"/>
+          <w:szCs w:val="24"/>
+        </w:rPr>
+      </w:pPr>
+      <w:r>
+        <w:rPr>
+          <w:rFonts w:ascii="Times New Roman" w:cs="Times New Roman" w:eastAsia="Times New Roman" w:hAnsi="Times New Roman"/>
+          <w:sz w:val="24"/>
+          <w:szCs w:val="24"/>
+          <w:rtl w:val="0"/>
+        </w:rPr>
+        <w:t xml:space="preserve">Ciascun articolo è caratterizzato dalle seguenti variabili principali:</w:t>
+      </w:r>
+    </w:p>
+    <w:p>
+      <w:pPr>
+        <w:keepNext w:val="0"/>
+        <w:keepLines w:val="0"/>
+        <w:pageBreakBefore w:val="0"/>
+        <w:widowControl w:val="1"/>
+        <w:numPr>
+          <w:ilvl w:val="0"/>
+          <w:numId w:val="5"/>
+        </w:numPr>
+        <w:pBdr>
+          <w:top w:space="0" w:sz="0" w:val="nil"/>
+          <w:left w:space="0" w:sz="0" w:val="nil"/>
+          <w:bottom w:space="0" w:sz="0" w:val="nil"/>
+          <w:right w:space="0" w:sz="0" w:val="nil"/>
+          <w:between w:space="0" w:sz="0" w:val="nil"/>
+        </w:pBdr>
+        <w:shd w:fill="auto" w:val="clear"/>
+        <w:spacing w:after="0" w:before="0" w:line="276" w:lineRule="auto"/>
+        <w:ind w:left="1440" w:right="0" w:hanging="360"/>
+        <w:jc w:val="both"/>
+        <w:rPr>
+          <w:rFonts w:ascii="Times New Roman" w:cs="Times New Roman" w:eastAsia="Times New Roman" w:hAnsi="Times New Roman"/>
+          <w:sz w:val="24"/>
+          <w:szCs w:val="24"/>
+          <w:u w:val="none"/>
+        </w:rPr>
+      </w:pPr>
+      <w:r>
+        <w:rPr>
+          <w:rFonts w:ascii="Times New Roman" w:cs="Times New Roman" w:eastAsia="Times New Roman" w:hAnsi="Times New Roman"/>
           <w:i w:val="1"/>
-          <w:smallCaps w:val="0"/>
-          <w:strike w:val="0"/>
-          <w:color w:val="000000"/>
+          <w:sz w:val="24"/>
+          <w:szCs w:val="24"/>
+          <w:rtl w:val="0"/>
+        </w:rPr>
+        <w:t xml:space="preserve">Authors</w:t>
+      </w:r>
+      <w:r>
+        <w:rPr>
+          <w:rFonts w:ascii="Times New Roman" w:cs="Times New Roman" w:eastAsia="Times New Roman" w:hAnsi="Times New Roman"/>
+          <w:sz w:val="24"/>
+          <w:szCs w:val="24"/>
+          <w:rtl w:val="0"/>
+        </w:rPr>
+        <w:t xml:space="preserve">: autori del documento;</w:t>
+      </w:r>
+    </w:p>
+    <w:p>
+      <w:pPr>
+        <w:keepNext w:val="0"/>
+        <w:keepLines w:val="0"/>
+        <w:pageBreakBefore w:val="0"/>
+        <w:widowControl w:val="1"/>
+        <w:numPr>
+          <w:ilvl w:val="0"/>
+          <w:numId w:val="5"/>
+        </w:numPr>
+        <w:pBdr>
+          <w:top w:space="0" w:sz="0" w:val="nil"/>
+          <w:left w:space="0" w:sz="0" w:val="nil"/>
+          <w:bottom w:space="0" w:sz="0" w:val="nil"/>
+          <w:right w:space="0" w:sz="0" w:val="nil"/>
+          <w:between w:space="0" w:sz="0" w:val="nil"/>
+        </w:pBdr>
+        <w:shd w:fill="auto" w:val="clear"/>
+        <w:spacing w:after="0" w:before="0" w:line="276" w:lineRule="auto"/>
+        <w:ind w:left="1440" w:right="0" w:hanging="360"/>
+        <w:jc w:val="both"/>
+        <w:rPr>
+          <w:rFonts w:ascii="Times New Roman" w:cs="Times New Roman" w:eastAsia="Times New Roman" w:hAnsi="Times New Roman"/>
           <w:sz w:val="24"/>
           <w:szCs w:val="24"/>
           <w:u w:val="none"/>
-          <w:shd w:fill="auto" w:val="clear"/>
-          <w:vertAlign w:val="baseline"/>
-          <w:rtl w:val="0"/>
-        </w:rPr>
-        <w:t xml:space="preserve">dataset_definizioni_TLN_25.xlsx</w:t>
-      </w:r>
-      <w:r>
-        <w:rPr>
-          <w:rFonts w:ascii="Times New Roman" w:cs="Times New Roman" w:eastAsia="Times New Roman" w:hAnsi="Times New Roman"/>
-          <w:b w:val="0"/>
-          <w:i w:val="0"/>
-          <w:smallCaps w:val="0"/>
-          <w:strike w:val="0"/>
-          <w:color w:val="000000"/>
+        </w:rPr>
+      </w:pPr>
+      <w:r>
+        <w:rPr>
+          <w:rFonts w:ascii="Times New Roman" w:cs="Times New Roman" w:eastAsia="Times New Roman" w:hAnsi="Times New Roman"/>
+          <w:i w:val="1"/>
+          <w:sz w:val="24"/>
+          <w:szCs w:val="24"/>
+          <w:rtl w:val="0"/>
+        </w:rPr>
+        <w:t xml:space="preserve">Titles</w:t>
+      </w:r>
+      <w:r>
+        <w:rPr>
+          <w:rFonts w:ascii="Times New Roman" w:cs="Times New Roman" w:eastAsia="Times New Roman" w:hAnsi="Times New Roman"/>
+          <w:sz w:val="24"/>
+          <w:szCs w:val="24"/>
+          <w:rtl w:val="0"/>
+        </w:rPr>
+        <w:t xml:space="preserve">: titoli degli articoli;</w:t>
+      </w:r>
+    </w:p>
+    <w:p>
+      <w:pPr>
+        <w:keepNext w:val="0"/>
+        <w:keepLines w:val="0"/>
+        <w:pageBreakBefore w:val="0"/>
+        <w:widowControl w:val="1"/>
+        <w:numPr>
+          <w:ilvl w:val="0"/>
+          <w:numId w:val="5"/>
+        </w:numPr>
+        <w:pBdr>
+          <w:top w:space="0" w:sz="0" w:val="nil"/>
+          <w:left w:space="0" w:sz="0" w:val="nil"/>
+          <w:bottom w:space="0" w:sz="0" w:val="nil"/>
+          <w:right w:space="0" w:sz="0" w:val="nil"/>
+          <w:between w:space="0" w:sz="0" w:val="nil"/>
+        </w:pBdr>
+        <w:shd w:fill="auto" w:val="clear"/>
+        <w:spacing w:after="0" w:before="0" w:line="276" w:lineRule="auto"/>
+        <w:ind w:left="1440" w:right="0" w:hanging="360"/>
+        <w:jc w:val="both"/>
+        <w:rPr>
+          <w:rFonts w:ascii="Times New Roman" w:cs="Times New Roman" w:eastAsia="Times New Roman" w:hAnsi="Times New Roman"/>
           <w:sz w:val="24"/>
           <w:szCs w:val="24"/>
           <w:u w:val="none"/>
-          <w:shd w:fill="auto" w:val="clear"/>
-          <w:vertAlign w:val="baseline"/>
-          <w:rtl w:val="0"/>
-        </w:rPr>
-        <w:t xml:space="preserve"> già utilizzato nel laboratorio 2. </w:t>
-      </w:r>
-    </w:p>
-    <w:p>
-      <w:pPr>
-        <w:spacing w:after="240" w:before="240" w:lineRule="auto"/>
-        <w:ind w:left="283.46456692913375" w:firstLine="0"/>
+        </w:rPr>
+      </w:pPr>
+      <w:r>
+        <w:rPr>
+          <w:rFonts w:ascii="Times New Roman" w:cs="Times New Roman" w:eastAsia="Times New Roman" w:hAnsi="Times New Roman"/>
+          <w:i w:val="1"/>
+          <w:sz w:val="24"/>
+          <w:szCs w:val="24"/>
+          <w:rtl w:val="0"/>
+        </w:rPr>
+        <w:t xml:space="preserve">Abstract:</w:t>
+      </w:r>
+      <w:r>
+        <w:rPr>
+          <w:rFonts w:ascii="Times New Roman" w:cs="Times New Roman" w:eastAsia="Times New Roman" w:hAnsi="Times New Roman"/>
+          <w:sz w:val="24"/>
+          <w:szCs w:val="24"/>
+          <w:rtl w:val="0"/>
+        </w:rPr>
+        <w:t xml:space="preserve"> riassunto dei documenti;</w:t>
+      </w:r>
+    </w:p>
+    <w:p>
+      <w:pPr>
+        <w:keepNext w:val="0"/>
+        <w:keepLines w:val="0"/>
+        <w:pageBreakBefore w:val="0"/>
+        <w:widowControl w:val="1"/>
+        <w:numPr>
+          <w:ilvl w:val="0"/>
+          <w:numId w:val="5"/>
+        </w:numPr>
+        <w:pBdr>
+          <w:top w:space="0" w:sz="0" w:val="nil"/>
+          <w:left w:space="0" w:sz="0" w:val="nil"/>
+          <w:bottom w:space="0" w:sz="0" w:val="nil"/>
+          <w:right w:space="0" w:sz="0" w:val="nil"/>
+          <w:between w:space="0" w:sz="0" w:val="nil"/>
+        </w:pBdr>
+        <w:shd w:fill="auto" w:val="clear"/>
+        <w:spacing w:after="0" w:before="0" w:line="276" w:lineRule="auto"/>
+        <w:ind w:left="1440" w:right="0" w:hanging="360"/>
         <w:jc w:val="both"/>
         <w:rPr>
           <w:rFonts w:ascii="Times New Roman" w:cs="Times New Roman" w:eastAsia="Times New Roman" w:hAnsi="Times New Roman"/>
           <w:sz w:val="24"/>
           <w:szCs w:val="24"/>
-        </w:rPr>
-      </w:pPr>
-      <w:r>
-        <w:rPr>
-          <w:rFonts w:ascii="Times New Roman" w:cs="Times New Roman" w:eastAsia="Times New Roman" w:hAnsi="Times New Roman"/>
-          <w:sz w:val="24"/>
-          <w:szCs w:val="24"/>
-          <w:rtl w:val="0"/>
-        </w:rPr>
-        <w:t xml:space="preserve">   L’approccio adottato per l’analisi semantica dei concetti si articola in più fasi complementari. In primo luogo, per ogni definizione associata a un concetto, vengono estratti i due elementi fondamentali della definizione stessa:</w:t>
-      </w:r>
-      <w:r>
-        <w:rPr>
-          <w:rFonts w:ascii="Times New Roman" w:cs="Times New Roman" w:eastAsia="Times New Roman" w:hAnsi="Times New Roman"/>
-          <w:sz w:val="24"/>
-          <w:szCs w:val="24"/>
-          <w:rtl w:val="0"/>
-        </w:rPr>
-        <w:t xml:space="preserve"> il genus, che rappresenta la categoria generale del concetto, e la differentia, ossia gli attributi disti</w:t>
-      </w:r>
-      <w:r>
-        <w:rPr>
-          <w:rFonts w:ascii="Times New Roman" w:cs="Times New Roman" w:eastAsia="Times New Roman" w:hAnsi="Times New Roman"/>
-          <w:sz w:val="24"/>
-          <w:szCs w:val="24"/>
-          <w:rtl w:val="0"/>
-        </w:rPr>
-        <w:t xml:space="preserve">ntivi che lo caratterizzano rispetto al genus. </w:t>
-      </w:r>
-      <w:r>
-        <w:rPr>
-          <w:rFonts w:ascii="Times New Roman" w:cs="Times New Roman" w:eastAsia="Times New Roman" w:hAnsi="Times New Roman"/>
-          <w:sz w:val="24"/>
-          <w:szCs w:val="24"/>
-          <w:rtl w:val="0"/>
-        </w:rPr>
-        <w:t xml:space="preserve">Successivamente, a partire dal genus identificato, si esplora la rete di WordNet per individuare tutti i possibili synset candidati, includendo iperonimi e iponimi, che possano rappresentare semanticamente la definizione. Per ciascun synset candidato viene calcolato un punteggio di cosine similarity confrontando l’embedding del synset con l’intera definizione originale. In questo modo è possibile selezionare i synset che meglio rispecchiano il contenuto informativo della definizione.</w:t>
-      </w:r>
-    </w:p>
-    <w:p>
-      <w:pPr>
-        <w:spacing w:after="240" w:before="240" w:lineRule="auto"/>
-        <w:ind w:left="283.46456692913375" w:firstLine="0"/>
+          <w:u w:val="none"/>
+        </w:rPr>
+      </w:pPr>
+      <w:r>
+        <w:rPr>
+          <w:rFonts w:ascii="Times New Roman" w:cs="Times New Roman" w:eastAsia="Times New Roman" w:hAnsi="Times New Roman"/>
+          <w:i w:val="1"/>
+          <w:sz w:val="24"/>
+          <w:szCs w:val="24"/>
+          <w:rtl w:val="0"/>
+        </w:rPr>
+        <w:t xml:space="preserve">Categories:</w:t>
+      </w:r>
+      <w:r>
+        <w:rPr>
+          <w:rFonts w:ascii="Times New Roman" w:cs="Times New Roman" w:eastAsia="Times New Roman" w:hAnsi="Times New Roman"/>
+          <w:sz w:val="24"/>
+          <w:szCs w:val="24"/>
+          <w:rtl w:val="0"/>
+        </w:rPr>
+        <w:t xml:space="preserve"> classificazione dell’articolo secondo lo standard ArXiv.</w:t>
+      </w:r>
+    </w:p>
+    <w:p>
+      <w:pPr>
+        <w:keepNext w:val="0"/>
+        <w:keepLines w:val="0"/>
+        <w:pageBreakBefore w:val="0"/>
+        <w:widowControl w:val="1"/>
+        <w:pBdr>
+          <w:top w:space="0" w:sz="0" w:val="nil"/>
+          <w:left w:space="0" w:sz="0" w:val="nil"/>
+          <w:bottom w:space="0" w:sz="0" w:val="nil"/>
+          <w:right w:space="0" w:sz="0" w:val="nil"/>
+          <w:between w:space="0" w:sz="0" w:val="nil"/>
+        </w:pBdr>
+        <w:shd w:fill="auto" w:val="clear"/>
+        <w:spacing w:after="0" w:before="0" w:line="276" w:lineRule="auto"/>
+        <w:ind w:left="425.19685039370086" w:right="0" w:firstLine="0"/>
         <w:jc w:val="both"/>
         <w:rPr>
           <w:rFonts w:ascii="Times New Roman" w:cs="Times New Roman" w:eastAsia="Times New Roman" w:hAnsi="Times New Roman"/>
@@ -514,34 +737,25 @@
           <w:szCs w:val="24"/>
           <w:rtl w:val="0"/>
         </w:rPr>
-        <w:t xml:space="preserve">Parallelamente, per ciascun concetto viene identificata la lista dei synset di riferimento (target) direttamente tramite il lemma del concetto stesso. Questa lista non guida la ricerca, ma funge da punto di riferimento per valutare quanto i synset trovati partendo dalla definizione siano vicini o lontani dalla rappresentazione canonica del concetto all’interno di WordNet.</w:t>
-      </w:r>
-    </w:p>
-    <w:p>
-      <w:pPr>
-        <w:spacing w:after="240" w:before="240" w:lineRule="auto"/>
-        <w:ind w:left="283.46456692913375" w:firstLine="0"/>
-        <w:jc w:val="both"/>
-        <w:rPr>
-          <w:rFonts w:ascii="Times New Roman" w:cs="Times New Roman" w:eastAsia="Times New Roman" w:hAnsi="Times New Roman"/>
-          <w:sz w:val="24"/>
-          <w:szCs w:val="24"/>
-        </w:rPr>
-      </w:pPr>
-      <w:r>
-        <w:rPr>
-          <w:rFonts w:ascii="Times New Roman" w:cs="Times New Roman" w:eastAsia="Times New Roman" w:hAnsi="Times New Roman"/>
-          <w:sz w:val="24"/>
-          <w:szCs w:val="24"/>
-          <w:rtl w:val="0"/>
-        </w:rPr>
-        <w:t xml:space="preserve">Infine, i risultati vengono organizzati in forma tabellare, mostrando per ogni definizione il genus, la differentia, i synset con il punteggio più alto e il confronto rispetto ai synset target del concetto. Questa rappresentazione consente di evidenziare chiaramente la qualità delle corrispondenze individuate e di identificare eventuali discrepanze tra la definizione testuale e la classificazione semantica in WordNet.</w:t>
-      </w:r>
-    </w:p>
-    <w:p>
-      <w:pPr>
-        <w:spacing w:after="240" w:before="240" w:lineRule="auto"/>
-        <w:ind w:left="283.46456692913375" w:firstLine="0"/>
+        <w:t xml:space="preserve">     All’interno di questo lavoro il numero di documenti considerato sarà limitato ai primi 40K per contenere i tempi di elaborazione.</w:t>
+      </w:r>
+    </w:p>
+    <w:p>
+      <w:pPr>
+        <w:keepNext w:val="0"/>
+        <w:keepLines w:val="0"/>
+        <w:pageBreakBefore w:val="0"/>
+        <w:widowControl w:val="1"/>
+        <w:pBdr>
+          <w:top w:space="0" w:sz="0" w:val="nil"/>
+          <w:left w:space="0" w:sz="0" w:val="nil"/>
+          <w:bottom w:space="0" w:sz="0" w:val="nil"/>
+          <w:right w:space="0" w:sz="0" w:val="nil"/>
+          <w:between w:space="0" w:sz="0" w:val="nil"/>
+        </w:pBdr>
+        <w:shd w:fill="auto" w:val="clear"/>
+        <w:spacing w:after="0" w:before="0" w:line="276" w:lineRule="auto"/>
+        <w:ind w:left="0" w:right="0" w:firstLine="0"/>
         <w:jc w:val="both"/>
         <w:rPr>
           <w:rFonts w:ascii="Times New Roman" w:cs="Times New Roman" w:eastAsia="Times New Roman" w:hAnsi="Times New Roman"/>
@@ -578,14 +792,12 @@
         <w:jc w:val="left"/>
         <w:rPr>
           <w:rFonts w:ascii="Calibri" w:cs="Calibri" w:eastAsia="Calibri" w:hAnsi="Calibri"/>
-          <w:b w:val="0"/>
           <w:i w:val="0"/>
           <w:smallCaps w:val="0"/>
           <w:strike w:val="0"/>
           <w:color w:val="000000"/>
           <w:sz w:val="28"/>
           <w:szCs w:val="28"/>
-          <w:u w:val="none"/>
           <w:shd w:fill="auto" w:val="clear"/>
           <w:vertAlign w:val="baseline"/>
         </w:rPr>
@@ -607,10 +819,162 @@
         </w:rPr>
         <w:t xml:space="preserve">Struttura del codice</w:t>
       </w:r>
-      <w:r>
-        <w:rPr>
-          <w:rtl w:val="0"/>
-        </w:rPr>
+    </w:p>
+    <w:p>
+      <w:pPr>
+        <w:keepNext w:val="0"/>
+        <w:keepLines w:val="0"/>
+        <w:pageBreakBefore w:val="0"/>
+        <w:widowControl w:val="1"/>
+        <w:pBdr>
+          <w:top w:space="0" w:sz="0" w:val="nil"/>
+          <w:left w:space="0" w:sz="0" w:val="nil"/>
+          <w:bottom w:space="0" w:sz="0" w:val="nil"/>
+          <w:right w:space="0" w:sz="0" w:val="nil"/>
+          <w:between w:space="0" w:sz="0" w:val="nil"/>
+        </w:pBdr>
+        <w:shd w:fill="auto" w:val="clear"/>
+        <w:spacing w:after="0" w:before="0" w:line="276" w:lineRule="auto"/>
+        <w:ind w:left="360" w:right="0" w:firstLine="0"/>
+        <w:jc w:val="left"/>
+        <w:rPr>
+          <w:rFonts w:ascii="Times New Roman" w:cs="Times New Roman" w:eastAsia="Times New Roman" w:hAnsi="Times New Roman"/>
+          <w:sz w:val="24"/>
+          <w:szCs w:val="24"/>
+        </w:rPr>
+      </w:pPr>
+      <w:r>
+        <w:rPr>
+          <w:rFonts w:ascii="Times New Roman" w:cs="Times New Roman" w:eastAsia="Times New Roman" w:hAnsi="Times New Roman"/>
+          <w:b w:val="1"/>
+          <w:sz w:val="28"/>
+          <w:szCs w:val="28"/>
+          <w:rtl w:val="0"/>
+        </w:rPr>
+        <w:t xml:space="preserve">    </w:t>
+      </w:r>
+      <w:r>
+        <w:rPr>
+          <w:rFonts w:ascii="Times New Roman" w:cs="Times New Roman" w:eastAsia="Times New Roman" w:hAnsi="Times New Roman"/>
+          <w:sz w:val="24"/>
+          <w:szCs w:val="24"/>
+          <w:rtl w:val="0"/>
+        </w:rPr>
+        <w:t xml:space="preserve"> La pipeline per il clustering testuale si articola in tre fasi principali:</w:t>
+      </w:r>
+    </w:p>
+    <w:p>
+      <w:pPr>
+        <w:keepNext w:val="0"/>
+        <w:keepLines w:val="0"/>
+        <w:pageBreakBefore w:val="0"/>
+        <w:widowControl w:val="1"/>
+        <w:numPr>
+          <w:ilvl w:val="0"/>
+          <w:numId w:val="1"/>
+        </w:numPr>
+        <w:pBdr>
+          <w:top w:space="0" w:sz="0" w:val="nil"/>
+          <w:left w:space="0" w:sz="0" w:val="nil"/>
+          <w:bottom w:space="0" w:sz="0" w:val="nil"/>
+          <w:right w:space="0" w:sz="0" w:val="nil"/>
+          <w:between w:space="0" w:sz="0" w:val="nil"/>
+        </w:pBdr>
+        <w:shd w:fill="auto" w:val="clear"/>
+        <w:spacing w:after="0" w:before="0" w:line="276" w:lineRule="auto"/>
+        <w:ind w:left="1440" w:right="0" w:hanging="360"/>
+        <w:jc w:val="left"/>
+        <w:rPr>
+          <w:rFonts w:ascii="Times New Roman" w:cs="Times New Roman" w:eastAsia="Times New Roman" w:hAnsi="Times New Roman"/>
+          <w:sz w:val="24"/>
+          <w:szCs w:val="24"/>
+          <w:u w:val="none"/>
+        </w:rPr>
+      </w:pPr>
+      <w:r>
+        <w:rPr>
+          <w:rFonts w:ascii="Times New Roman" w:cs="Times New Roman" w:eastAsia="Times New Roman" w:hAnsi="Times New Roman"/>
+          <w:sz w:val="24"/>
+          <w:szCs w:val="24"/>
+          <w:rtl w:val="0"/>
+        </w:rPr>
+        <w:t xml:space="preserve">Conversione dei documenti in vettori;</w:t>
+      </w:r>
+    </w:p>
+    <w:p>
+      <w:pPr>
+        <w:keepNext w:val="0"/>
+        <w:keepLines w:val="0"/>
+        <w:pageBreakBefore w:val="0"/>
+        <w:widowControl w:val="1"/>
+        <w:numPr>
+          <w:ilvl w:val="0"/>
+          <w:numId w:val="1"/>
+        </w:numPr>
+        <w:pBdr>
+          <w:top w:space="0" w:sz="0" w:val="nil"/>
+          <w:left w:space="0" w:sz="0" w:val="nil"/>
+          <w:bottom w:space="0" w:sz="0" w:val="nil"/>
+          <w:right w:space="0" w:sz="0" w:val="nil"/>
+          <w:between w:space="0" w:sz="0" w:val="nil"/>
+        </w:pBdr>
+        <w:shd w:fill="auto" w:val="clear"/>
+        <w:spacing w:after="0" w:before="0" w:line="276" w:lineRule="auto"/>
+        <w:ind w:left="1440" w:right="0" w:hanging="360"/>
+        <w:jc w:val="left"/>
+        <w:rPr>
+          <w:rFonts w:ascii="Times New Roman" w:cs="Times New Roman" w:eastAsia="Times New Roman" w:hAnsi="Times New Roman"/>
+          <w:sz w:val="24"/>
+          <w:szCs w:val="24"/>
+          <w:u w:val="none"/>
+        </w:rPr>
+      </w:pPr>
+      <w:r>
+        <w:rPr>
+          <w:rFonts w:ascii="Times New Roman" w:cs="Times New Roman" w:eastAsia="Times New Roman" w:hAnsi="Times New Roman"/>
+          <w:sz w:val="24"/>
+          <w:szCs w:val="24"/>
+          <w:rtl w:val="0"/>
+        </w:rPr>
+        <w:t xml:space="preserve">Riduzione della dimensionalità dei vettori di embeddings;</w:t>
+      </w:r>
+    </w:p>
+    <w:p>
+      <w:pPr>
+        <w:keepNext w:val="0"/>
+        <w:keepLines w:val="0"/>
+        <w:pageBreakBefore w:val="0"/>
+        <w:widowControl w:val="1"/>
+        <w:numPr>
+          <w:ilvl w:val="0"/>
+          <w:numId w:val="1"/>
+        </w:numPr>
+        <w:pBdr>
+          <w:top w:space="0" w:sz="0" w:val="nil"/>
+          <w:left w:space="0" w:sz="0" w:val="nil"/>
+          <w:bottom w:space="0" w:sz="0" w:val="nil"/>
+          <w:right w:space="0" w:sz="0" w:val="nil"/>
+          <w:between w:space="0" w:sz="0" w:val="nil"/>
+        </w:pBdr>
+        <w:shd w:fill="auto" w:val="clear"/>
+        <w:spacing w:after="0" w:before="0" w:line="276" w:lineRule="auto"/>
+        <w:ind w:left="1440" w:right="0" w:hanging="360"/>
+        <w:jc w:val="left"/>
+        <w:rPr>
+          <w:rFonts w:ascii="Times New Roman" w:cs="Times New Roman" w:eastAsia="Times New Roman" w:hAnsi="Times New Roman"/>
+          <w:sz w:val="24"/>
+          <w:szCs w:val="24"/>
+          <w:u w:val="none"/>
+        </w:rPr>
+      </w:pPr>
+      <w:r>
+        <w:rPr>
+          <w:rFonts w:ascii="Times New Roman" w:cs="Times New Roman" w:eastAsia="Times New Roman" w:hAnsi="Times New Roman"/>
+          <w:sz w:val="24"/>
+          <w:szCs w:val="24"/>
+          <w:rtl w:val="0"/>
+        </w:rPr>
+        <w:t xml:space="preserve">Clustering dei vettori in gruppi significativi</w:t>
       </w:r>
     </w:p>
     <w:p>
@@ -685,7 +1049,7 @@
           <w:szCs w:val="24"/>
           <w:rtl w:val="0"/>
         </w:rPr>
-        <w:t xml:space="preserve">2</w:t>
+        <w:t xml:space="preserve">4</w:t>
       </w:r>
       <w:r>
         <w:rPr>
@@ -703,560 +1067,6 @@
           <w:rtl w:val="0"/>
         </w:rPr>
         <w:t xml:space="preserve"> file:</w:t>
-      </w:r>
-    </w:p>
-    <w:p>
-      <w:pPr>
-        <w:keepNext w:val="0"/>
-        <w:keepLines w:val="0"/>
-        <w:pageBreakBefore w:val="0"/>
-        <w:widowControl w:val="1"/>
-        <w:numPr>
-          <w:ilvl w:val="0"/>
-          <w:numId w:val="3"/>
-        </w:numPr>
-        <w:pBdr>
-          <w:top w:space="0" w:sz="0" w:val="nil"/>
-          <w:left w:space="0" w:sz="0" w:val="nil"/>
-          <w:bottom w:space="0" w:sz="0" w:val="nil"/>
-          <w:right w:space="0" w:sz="0" w:val="nil"/>
-          <w:between w:space="0" w:sz="0" w:val="nil"/>
-        </w:pBdr>
-        <w:shd w:fill="auto" w:val="clear"/>
-        <w:spacing w:after="0" w:before="0" w:line="276" w:lineRule="auto"/>
-        <w:ind w:left="1080" w:right="0" w:hanging="360"/>
-        <w:jc w:val="both"/>
-        <w:rPr>
-          <w:rFonts w:ascii="Times New Roman" w:cs="Times New Roman" w:eastAsia="Times New Roman" w:hAnsi="Times New Roman"/>
-          <w:b w:val="0"/>
-          <w:i w:val="0"/>
-          <w:smallCaps w:val="0"/>
-          <w:strike w:val="0"/>
-          <w:color w:val="000000"/>
-          <w:sz w:val="24"/>
-          <w:szCs w:val="24"/>
-          <w:u w:val="none"/>
-          <w:shd w:fill="auto" w:val="clear"/>
-          <w:vertAlign w:val="baseline"/>
-        </w:rPr>
-      </w:pPr>
-      <w:r>
-        <w:rPr>
-          <w:rFonts w:ascii="Times New Roman" w:cs="Times New Roman" w:eastAsia="Times New Roman" w:hAnsi="Times New Roman"/>
-          <w:b w:val="0"/>
-          <w:i w:val="1"/>
-          <w:smallCaps w:val="0"/>
-          <w:strike w:val="0"/>
-          <w:color w:val="000000"/>
-          <w:sz w:val="24"/>
-          <w:szCs w:val="24"/>
-          <w:u w:val="none"/>
-          <w:shd w:fill="auto" w:val="clear"/>
-          <w:vertAlign w:val="baseline"/>
-          <w:rtl w:val="0"/>
-        </w:rPr>
-        <w:t xml:space="preserve">utils.py:</w:t>
-      </w:r>
-      <w:r>
-        <w:rPr>
-          <w:rFonts w:ascii="Times New Roman" w:cs="Times New Roman" w:eastAsia="Times New Roman" w:hAnsi="Times New Roman"/>
-          <w:b w:val="0"/>
-          <w:i w:val="0"/>
-          <w:smallCaps w:val="0"/>
-          <w:strike w:val="0"/>
-          <w:color w:val="000000"/>
-          <w:sz w:val="24"/>
-          <w:szCs w:val="24"/>
-          <w:u w:val="none"/>
-          <w:shd w:fill="auto" w:val="clear"/>
-          <w:vertAlign w:val="baseline"/>
-          <w:rtl w:val="0"/>
-        </w:rPr>
-        <w:t xml:space="preserve"> contiene metodi di utility di cui se ne riportano i principali </w:t>
-      </w:r>
-    </w:p>
-    <w:p>
-      <w:pPr>
-        <w:keepNext w:val="0"/>
-        <w:keepLines w:val="0"/>
-        <w:pageBreakBefore w:val="0"/>
-        <w:widowControl w:val="1"/>
-        <w:numPr>
-          <w:ilvl w:val="1"/>
-          <w:numId w:val="3"/>
-        </w:numPr>
-        <w:pBdr>
-          <w:top w:space="0" w:sz="0" w:val="nil"/>
-          <w:left w:space="0" w:sz="0" w:val="nil"/>
-          <w:bottom w:space="0" w:sz="0" w:val="nil"/>
-          <w:right w:space="0" w:sz="0" w:val="nil"/>
-          <w:between w:space="0" w:sz="0" w:val="nil"/>
-        </w:pBdr>
-        <w:shd w:fill="auto" w:val="clear"/>
-        <w:spacing w:after="0" w:before="0" w:line="276" w:lineRule="auto"/>
-        <w:ind w:left="1800" w:right="0" w:hanging="360"/>
-        <w:jc w:val="both"/>
-        <w:rPr>
-          <w:rFonts w:ascii="Times New Roman" w:cs="Times New Roman" w:eastAsia="Times New Roman" w:hAnsi="Times New Roman"/>
-          <w:i w:val="1"/>
-          <w:sz w:val="24"/>
-          <w:szCs w:val="24"/>
-        </w:rPr>
-      </w:pPr>
-      <w:r>
-        <w:rPr>
-          <w:rFonts w:ascii="Times New Roman" w:cs="Times New Roman" w:eastAsia="Times New Roman" w:hAnsi="Times New Roman"/>
-          <w:i w:val="1"/>
-          <w:sz w:val="24"/>
-          <w:szCs w:val="24"/>
-          <w:rtl w:val="0"/>
-        </w:rPr>
-        <w:t xml:space="preserve">def extraction_lemmi_from_sentence(sentence): </w:t>
-      </w:r>
-      <w:r>
-        <w:rPr>
-          <w:rFonts w:ascii="Times New Roman" w:cs="Times New Roman" w:eastAsia="Times New Roman" w:hAnsi="Times New Roman"/>
-          <w:sz w:val="24"/>
-          <w:szCs w:val="24"/>
-          <w:rtl w:val="0"/>
-        </w:rPr>
-        <w:t xml:space="preserve">metodo che prende in input una frase e la elabora restituendo un set costituito dai lemmi delle parole che la costituiscono. In particolare, l’elaborazione si articola nei seguenti passi:</w:t>
-      </w:r>
-    </w:p>
-    <w:p>
-      <w:pPr>
-        <w:keepNext w:val="0"/>
-        <w:keepLines w:val="0"/>
-        <w:pageBreakBefore w:val="0"/>
-        <w:widowControl w:val="1"/>
-        <w:numPr>
-          <w:ilvl w:val="2"/>
-          <w:numId w:val="3"/>
-        </w:numPr>
-        <w:pBdr>
-          <w:top w:space="0" w:sz="0" w:val="nil"/>
-          <w:left w:space="0" w:sz="0" w:val="nil"/>
-          <w:bottom w:space="0" w:sz="0" w:val="nil"/>
-          <w:right w:space="0" w:sz="0" w:val="nil"/>
-          <w:between w:space="0" w:sz="0" w:val="nil"/>
-        </w:pBdr>
-        <w:shd w:fill="auto" w:val="clear"/>
-        <w:spacing w:after="0" w:before="0" w:line="276" w:lineRule="auto"/>
-        <w:ind w:left="2520" w:right="0" w:hanging="360"/>
-        <w:jc w:val="both"/>
-        <w:rPr>
-          <w:rFonts w:ascii="Times New Roman" w:cs="Times New Roman" w:eastAsia="Times New Roman" w:hAnsi="Times New Roman"/>
-          <w:i w:val="1"/>
-          <w:sz w:val="24"/>
-          <w:szCs w:val="24"/>
-        </w:rPr>
-      </w:pPr>
-      <w:r>
-        <w:rPr>
-          <w:rFonts w:ascii="Times New Roman" w:cs="Times New Roman" w:eastAsia="Times New Roman" w:hAnsi="Times New Roman"/>
-          <w:sz w:val="24"/>
-          <w:szCs w:val="24"/>
-          <w:rtl w:val="0"/>
-        </w:rPr>
-        <w:t xml:space="preserve">tokenizzazione;</w:t>
-      </w:r>
-    </w:p>
-    <w:p>
-      <w:pPr>
-        <w:keepNext w:val="0"/>
-        <w:keepLines w:val="0"/>
-        <w:pageBreakBefore w:val="0"/>
-        <w:widowControl w:val="1"/>
-        <w:numPr>
-          <w:ilvl w:val="2"/>
-          <w:numId w:val="3"/>
-        </w:numPr>
-        <w:pBdr>
-          <w:top w:space="0" w:sz="0" w:val="nil"/>
-          <w:left w:space="0" w:sz="0" w:val="nil"/>
-          <w:bottom w:space="0" w:sz="0" w:val="nil"/>
-          <w:right w:space="0" w:sz="0" w:val="nil"/>
-          <w:between w:space="0" w:sz="0" w:val="nil"/>
-        </w:pBdr>
-        <w:shd w:fill="auto" w:val="clear"/>
-        <w:spacing w:after="0" w:before="0" w:line="276" w:lineRule="auto"/>
-        <w:ind w:left="2520" w:right="0" w:hanging="360"/>
-        <w:jc w:val="both"/>
-        <w:rPr>
-          <w:rFonts w:ascii="Times New Roman" w:cs="Times New Roman" w:eastAsia="Times New Roman" w:hAnsi="Times New Roman"/>
-          <w:i w:val="1"/>
-          <w:sz w:val="24"/>
-          <w:szCs w:val="24"/>
-        </w:rPr>
-      </w:pPr>
-      <w:r>
-        <w:rPr>
-          <w:rFonts w:ascii="Times New Roman" w:cs="Times New Roman" w:eastAsia="Times New Roman" w:hAnsi="Times New Roman"/>
-          <w:sz w:val="24"/>
-          <w:szCs w:val="24"/>
-          <w:rtl w:val="0"/>
-        </w:rPr>
-        <w:t xml:space="preserve">rappresentazione di tutte le parole in lower case;</w:t>
-      </w:r>
-    </w:p>
-    <w:p>
-      <w:pPr>
-        <w:keepNext w:val="0"/>
-        <w:keepLines w:val="0"/>
-        <w:pageBreakBefore w:val="0"/>
-        <w:widowControl w:val="1"/>
-        <w:numPr>
-          <w:ilvl w:val="2"/>
-          <w:numId w:val="3"/>
-        </w:numPr>
-        <w:pBdr>
-          <w:top w:space="0" w:sz="0" w:val="nil"/>
-          <w:left w:space="0" w:sz="0" w:val="nil"/>
-          <w:bottom w:space="0" w:sz="0" w:val="nil"/>
-          <w:right w:space="0" w:sz="0" w:val="nil"/>
-          <w:between w:space="0" w:sz="0" w:val="nil"/>
-        </w:pBdr>
-        <w:shd w:fill="auto" w:val="clear"/>
-        <w:spacing w:after="0" w:before="0" w:line="276" w:lineRule="auto"/>
-        <w:ind w:left="2520" w:right="0" w:hanging="360"/>
-        <w:jc w:val="both"/>
-        <w:rPr>
-          <w:rFonts w:ascii="Times New Roman" w:cs="Times New Roman" w:eastAsia="Times New Roman" w:hAnsi="Times New Roman"/>
-          <w:i w:val="1"/>
-          <w:sz w:val="24"/>
-          <w:szCs w:val="24"/>
-        </w:rPr>
-      </w:pPr>
-      <w:r>
-        <w:rPr>
-          <w:rFonts w:ascii="Times New Roman" w:cs="Times New Roman" w:eastAsia="Times New Roman" w:hAnsi="Times New Roman"/>
-          <w:sz w:val="24"/>
-          <w:szCs w:val="24"/>
-          <w:rtl w:val="0"/>
-        </w:rPr>
-        <w:t xml:space="preserve">rimozione delle stop-words;</w:t>
-      </w:r>
-    </w:p>
-    <w:p>
-      <w:pPr>
-        <w:keepNext w:val="0"/>
-        <w:keepLines w:val="0"/>
-        <w:pageBreakBefore w:val="0"/>
-        <w:widowControl w:val="1"/>
-        <w:numPr>
-          <w:ilvl w:val="2"/>
-          <w:numId w:val="3"/>
-        </w:numPr>
-        <w:pBdr>
-          <w:top w:space="0" w:sz="0" w:val="nil"/>
-          <w:left w:space="0" w:sz="0" w:val="nil"/>
-          <w:bottom w:space="0" w:sz="0" w:val="nil"/>
-          <w:right w:space="0" w:sz="0" w:val="nil"/>
-          <w:between w:space="0" w:sz="0" w:val="nil"/>
-        </w:pBdr>
-        <w:shd w:fill="auto" w:val="clear"/>
-        <w:spacing w:after="0" w:before="0" w:line="276" w:lineRule="auto"/>
-        <w:ind w:left="2520" w:right="0" w:hanging="360"/>
-        <w:jc w:val="both"/>
-        <w:rPr>
-          <w:rFonts w:ascii="Times New Roman" w:cs="Times New Roman" w:eastAsia="Times New Roman" w:hAnsi="Times New Roman"/>
-          <w:i w:val="1"/>
-          <w:sz w:val="24"/>
-          <w:szCs w:val="24"/>
-        </w:rPr>
-      </w:pPr>
-      <w:r>
-        <w:rPr>
-          <w:rFonts w:ascii="Times New Roman" w:cs="Times New Roman" w:eastAsia="Times New Roman" w:hAnsi="Times New Roman"/>
-          <w:sz w:val="24"/>
-          <w:szCs w:val="24"/>
-          <w:rtl w:val="0"/>
-        </w:rPr>
-        <w:t xml:space="preserve">rimozione della punteggiatura e/o numeri;</w:t>
-      </w:r>
-    </w:p>
-    <w:p>
-      <w:pPr>
-        <w:keepNext w:val="0"/>
-        <w:keepLines w:val="0"/>
-        <w:pageBreakBefore w:val="0"/>
-        <w:widowControl w:val="1"/>
-        <w:numPr>
-          <w:ilvl w:val="2"/>
-          <w:numId w:val="3"/>
-        </w:numPr>
-        <w:pBdr>
-          <w:top w:space="0" w:sz="0" w:val="nil"/>
-          <w:left w:space="0" w:sz="0" w:val="nil"/>
-          <w:bottom w:space="0" w:sz="0" w:val="nil"/>
-          <w:right w:space="0" w:sz="0" w:val="nil"/>
-          <w:between w:space="0" w:sz="0" w:val="nil"/>
-        </w:pBdr>
-        <w:shd w:fill="auto" w:val="clear"/>
-        <w:spacing w:after="0" w:before="0" w:line="276" w:lineRule="auto"/>
-        <w:ind w:left="2520" w:right="0" w:hanging="360"/>
-        <w:jc w:val="both"/>
-        <w:rPr>
-          <w:rFonts w:ascii="Times New Roman" w:cs="Times New Roman" w:eastAsia="Times New Roman" w:hAnsi="Times New Roman"/>
-          <w:i w:val="1"/>
-          <w:sz w:val="24"/>
-          <w:szCs w:val="24"/>
-        </w:rPr>
-      </w:pPr>
-      <w:r>
-        <w:rPr>
-          <w:rFonts w:ascii="Times New Roman" w:cs="Times New Roman" w:eastAsia="Times New Roman" w:hAnsi="Times New Roman"/>
-          <w:sz w:val="24"/>
-          <w:szCs w:val="24"/>
-          <w:rtl w:val="0"/>
-        </w:rPr>
-        <w:t xml:space="preserve">creazione di una stringa di lemmi separati da spazi.</w:t>
-      </w:r>
-    </w:p>
-    <w:p>
-      <w:pPr>
-        <w:keepNext w:val="0"/>
-        <w:keepLines w:val="0"/>
-        <w:pageBreakBefore w:val="0"/>
-        <w:widowControl w:val="1"/>
-        <w:numPr>
-          <w:ilvl w:val="1"/>
-          <w:numId w:val="3"/>
-        </w:numPr>
-        <w:pBdr>
-          <w:top w:space="0" w:sz="0" w:val="nil"/>
-          <w:left w:space="0" w:sz="0" w:val="nil"/>
-          <w:bottom w:space="0" w:sz="0" w:val="nil"/>
-          <w:right w:space="0" w:sz="0" w:val="nil"/>
-          <w:between w:space="0" w:sz="0" w:val="nil"/>
-        </w:pBdr>
-        <w:shd w:fill="auto" w:val="clear"/>
-        <w:spacing w:after="0" w:before="0" w:line="276" w:lineRule="auto"/>
-        <w:ind w:left="1800" w:right="0" w:hanging="360"/>
-        <w:jc w:val="both"/>
-        <w:rPr>
-          <w:rFonts w:ascii="Times New Roman" w:cs="Times New Roman" w:eastAsia="Times New Roman" w:hAnsi="Times New Roman"/>
-          <w:i w:val="1"/>
-          <w:sz w:val="24"/>
-          <w:szCs w:val="24"/>
-        </w:rPr>
-      </w:pPr>
-      <w:r>
-        <w:rPr>
-          <w:rFonts w:ascii="Times New Roman" w:cs="Times New Roman" w:eastAsia="Times New Roman" w:hAnsi="Times New Roman"/>
-          <w:i w:val="1"/>
-          <w:sz w:val="24"/>
-          <w:szCs w:val="24"/>
-          <w:rtl w:val="0"/>
-        </w:rPr>
-        <w:t xml:space="preserve">def</w:t>
-      </w:r>
-      <w:r>
-        <w:rPr>
-          <w:rFonts w:ascii="Times New Roman" w:cs="Times New Roman" w:eastAsia="Times New Roman" w:hAnsi="Times New Roman"/>
-          <w:i w:val="1"/>
-          <w:sz w:val="24"/>
-          <w:szCs w:val="24"/>
-          <w:rtl w:val="0"/>
-        </w:rPr>
-        <w:t xml:space="preserve"> </w:t>
-      </w:r>
-      <w:r>
-        <w:rPr>
-          <w:rFonts w:ascii="Times New Roman" w:cs="Times New Roman" w:eastAsia="Times New Roman" w:hAnsi="Times New Roman"/>
-          <w:i w:val="1"/>
-          <w:sz w:val="24"/>
-          <w:szCs w:val="24"/>
-          <w:rtl w:val="0"/>
-        </w:rPr>
-        <w:t xml:space="preserve">create_dictionary</w:t>
-      </w:r>
-      <w:r>
-        <w:rPr>
-          <w:rFonts w:ascii="Times New Roman" w:cs="Times New Roman" w:eastAsia="Times New Roman" w:hAnsi="Times New Roman"/>
-          <w:i w:val="1"/>
-          <w:sz w:val="24"/>
-          <w:szCs w:val="24"/>
-          <w:rtl w:val="0"/>
-        </w:rPr>
-        <w:t xml:space="preserve">(): </w:t>
-      </w:r>
-      <w:r>
-        <w:rPr>
-          <w:rFonts w:ascii="Times New Roman" w:cs="Times New Roman" w:eastAsia="Times New Roman" w:hAnsi="Times New Roman"/>
-          <w:sz w:val="24"/>
-          <w:szCs w:val="24"/>
-          <w:rtl w:val="0"/>
-        </w:rPr>
-        <w:t xml:space="preserve">metodo che prende in input un file .xlsx di definizioni per ciascun concetto, lo trasforma in .csv e lo traduce in inglese. Successivamente a partire dal file così ottenuto crea una struttura dati di tipo dizionario che associa a ciascun concetto le sue definizioni.</w:t>
-      </w:r>
-    </w:p>
-    <w:p>
-      <w:pPr>
-        <w:keepNext w:val="0"/>
-        <w:keepLines w:val="0"/>
-        <w:pageBreakBefore w:val="0"/>
-        <w:widowControl w:val="1"/>
-        <w:numPr>
-          <w:ilvl w:val="1"/>
-          <w:numId w:val="3"/>
-        </w:numPr>
-        <w:pBdr>
-          <w:top w:space="0" w:sz="0" w:val="nil"/>
-          <w:left w:space="0" w:sz="0" w:val="nil"/>
-          <w:bottom w:space="0" w:sz="0" w:val="nil"/>
-          <w:right w:space="0" w:sz="0" w:val="nil"/>
-          <w:between w:space="0" w:sz="0" w:val="nil"/>
-        </w:pBdr>
-        <w:shd w:fill="auto" w:val="clear"/>
-        <w:spacing w:after="0" w:before="0" w:line="276" w:lineRule="auto"/>
-        <w:ind w:left="1800" w:right="0" w:hanging="360"/>
-        <w:jc w:val="both"/>
-        <w:rPr>
-          <w:rFonts w:ascii="Times New Roman" w:cs="Times New Roman" w:eastAsia="Times New Roman" w:hAnsi="Times New Roman"/>
-          <w:i w:val="1"/>
-          <w:sz w:val="24"/>
-          <w:szCs w:val="24"/>
-        </w:rPr>
-      </w:pPr>
-      <w:r>
-        <w:rPr>
-          <w:rFonts w:ascii="Times New Roman" w:cs="Times New Roman" w:eastAsia="Times New Roman" w:hAnsi="Times New Roman"/>
-          <w:i w:val="1"/>
-          <w:sz w:val="24"/>
-          <w:szCs w:val="24"/>
-          <w:rtl w:val="0"/>
-        </w:rPr>
-        <w:t xml:space="preserve">def extract_genus_and_differentia_dependency(definizione):</w:t>
-      </w:r>
-      <w:r>
-        <w:rPr>
-          <w:rFonts w:ascii="Times New Roman" w:cs="Times New Roman" w:eastAsia="Times New Roman" w:hAnsi="Times New Roman"/>
-          <w:sz w:val="24"/>
-          <w:szCs w:val="24"/>
-          <w:rtl w:val="0"/>
-        </w:rPr>
-        <w:t xml:space="preserve"> Q</w:t>
-      </w:r>
-      <w:r>
-        <w:rPr>
-          <w:rFonts w:ascii="Times New Roman" w:cs="Times New Roman" w:eastAsia="Times New Roman" w:hAnsi="Times New Roman"/>
-          <w:sz w:val="24"/>
-          <w:szCs w:val="24"/>
-          <w:rtl w:val="0"/>
-        </w:rPr>
-        <w:t xml:space="preserve">uesta funzione serve prende in input una definizione scritta in linguaggio naturale e cerca di scomporla nei suoi due elementi fondamentali: il genus, cioè la categoria generale a cui appartiene il concetto, e la differentia, cioè tutto ciò che lo caratterizza e lo distingue dagli altri membri della stessa categoria.</w:t>
-      </w:r>
-    </w:p>
-    <w:p>
-      <w:pPr>
-        <w:spacing w:after="240" w:before="240" w:lineRule="auto"/>
-        <w:ind w:left="1842.5196850393697" w:firstLine="0"/>
-        <w:jc w:val="both"/>
-        <w:rPr>
-          <w:rFonts w:ascii="Times New Roman" w:cs="Times New Roman" w:eastAsia="Times New Roman" w:hAnsi="Times New Roman"/>
-          <w:sz w:val="24"/>
-          <w:szCs w:val="24"/>
-        </w:rPr>
-      </w:pPr>
-      <w:r>
-        <w:rPr>
-          <w:rFonts w:ascii="Times New Roman" w:cs="Times New Roman" w:eastAsia="Times New Roman" w:hAnsi="Times New Roman"/>
-          <w:sz w:val="24"/>
-          <w:szCs w:val="24"/>
-          <w:rtl w:val="0"/>
-        </w:rPr>
-        <w:t xml:space="preserve">Per fare questo,viene utilizzata la libreria</w:t>
-      </w:r>
-      <w:r>
-        <w:rPr>
-          <w:rFonts w:ascii="Times New Roman" w:cs="Times New Roman" w:eastAsia="Times New Roman" w:hAnsi="Times New Roman"/>
-          <w:sz w:val="24"/>
-          <w:szCs w:val="24"/>
-          <w:rtl w:val="0"/>
-        </w:rPr>
-        <w:t xml:space="preserve"> spaCy, </w:t>
-      </w:r>
-      <w:r>
-        <w:rPr>
-          <w:rFonts w:ascii="Times New Roman" w:cs="Times New Roman" w:eastAsia="Times New Roman" w:hAnsi="Times New Roman"/>
-          <w:sz w:val="24"/>
-          <w:szCs w:val="24"/>
-          <w:rtl w:val="0"/>
-        </w:rPr>
-        <w:t xml:space="preserve">che legge la definizione e la analizza dal punto di vista grammaticale e sintattico. Partendo da questa analisi, la funzione cerca di capire qual è il termine che meglio rappresenta il genus secondo la seguente logica:</w:t>
-      </w:r>
-    </w:p>
-    <w:p>
-      <w:pPr>
-        <w:numPr>
-          <w:ilvl w:val="3"/>
-          <w:numId w:val="1"/>
-        </w:numPr>
-        <w:spacing w:after="0" w:afterAutospacing="0" w:before="240" w:lineRule="auto"/>
-        <w:ind w:left="2880" w:hanging="360"/>
-        <w:rPr>
-          <w:rFonts w:ascii="Times New Roman" w:cs="Times New Roman" w:eastAsia="Times New Roman" w:hAnsi="Times New Roman"/>
-          <w:sz w:val="24"/>
-          <w:szCs w:val="24"/>
-        </w:rPr>
-      </w:pPr>
-      <w:r>
-        <w:rPr>
-          <w:rFonts w:ascii="Times New Roman" w:cs="Times New Roman" w:eastAsia="Times New Roman" w:hAnsi="Times New Roman"/>
-          <w:sz w:val="24"/>
-          <w:szCs w:val="24"/>
-          <w:rtl w:val="0"/>
-        </w:rPr>
-        <w:t xml:space="preserve">se la parola principale della frase (la “ROOT”) è un nome lo si assume come genus;</w:t>
-      </w:r>
-    </w:p>
-    <w:p>
-      <w:pPr>
-        <w:numPr>
-          <w:ilvl w:val="3"/>
-          <w:numId w:val="1"/>
-        </w:numPr>
-        <w:spacing w:after="0" w:afterAutospacing="0" w:before="0" w:beforeAutospacing="0" w:lineRule="auto"/>
-        <w:ind w:left="2880" w:hanging="360"/>
-        <w:rPr>
-          <w:rFonts w:ascii="Times New Roman" w:cs="Times New Roman" w:eastAsia="Times New Roman" w:hAnsi="Times New Roman"/>
-          <w:sz w:val="24"/>
-          <w:szCs w:val="24"/>
-        </w:rPr>
-      </w:pPr>
-      <w:r>
-        <w:rPr>
-          <w:rFonts w:ascii="Times New Roman" w:cs="Times New Roman" w:eastAsia="Times New Roman" w:hAnsi="Times New Roman"/>
-          <w:sz w:val="24"/>
-          <w:szCs w:val="24"/>
-          <w:rtl w:val="0"/>
-        </w:rPr>
-        <w:t xml:space="preserve">altrimenti viene cercato un soggetto della frase che sia un nome;</w:t>
-      </w:r>
-    </w:p>
-    <w:p>
-      <w:pPr>
-        <w:numPr>
-          <w:ilvl w:val="3"/>
-          <w:numId w:val="1"/>
-        </w:numPr>
-        <w:spacing w:after="240" w:before="0" w:beforeAutospacing="0" w:lineRule="auto"/>
-        <w:ind w:left="2880" w:hanging="360"/>
-        <w:rPr>
-          <w:rFonts w:ascii="Times New Roman" w:cs="Times New Roman" w:eastAsia="Times New Roman" w:hAnsi="Times New Roman"/>
-          <w:sz w:val="24"/>
-          <w:szCs w:val="24"/>
-        </w:rPr>
-      </w:pPr>
-      <w:r>
-        <w:rPr>
-          <w:rFonts w:ascii="Times New Roman" w:cs="Times New Roman" w:eastAsia="Times New Roman" w:hAnsi="Times New Roman"/>
-          <w:sz w:val="24"/>
-          <w:szCs w:val="24"/>
-          <w:rtl w:val="0"/>
-        </w:rPr>
-        <w:t xml:space="preserve">altrimenti viene preso semplicemente il primo nome disponibile nella definizione.</w:t>
       </w:r>
     </w:p>
     <w:p>
@@ -1274,7 +1084,7 @@
         </w:pBdr>
         <w:shd w:fill="auto" w:val="clear"/>
         <w:spacing w:after="0" w:before="0" w:line="276" w:lineRule="auto"/>
-        <w:ind w:left="1800" w:right="0" w:firstLine="0"/>
+        <w:ind w:left="360" w:right="0" w:firstLine="0"/>
         <w:jc w:val="both"/>
         <w:rPr>
           <w:rFonts w:ascii="Times New Roman" w:cs="Times New Roman" w:eastAsia="Times New Roman" w:hAnsi="Times New Roman"/>
@@ -1284,12 +1094,83 @@
       </w:pPr>
       <w:r>
         <w:rPr>
-          <w:rFonts w:ascii="Times New Roman" w:cs="Times New Roman" w:eastAsia="Times New Roman" w:hAnsi="Times New Roman"/>
-          <w:sz w:val="24"/>
-          <w:szCs w:val="24"/>
-          <w:rtl w:val="0"/>
-        </w:rPr>
-        <w:t xml:space="preserve">Trovato il genus, la differentia è, in prima istanza, il resto delle parole della definizione privata del genus.</w:t>
+          <w:rtl w:val="0"/>
+        </w:rPr>
+      </w:r>
+    </w:p>
+    <w:p>
+      <w:pPr>
+        <w:numPr>
+          <w:ilvl w:val="0"/>
+          <w:numId w:val="3"/>
+        </w:numPr>
+        <w:spacing w:after="0" w:lineRule="auto"/>
+        <w:ind w:left="1080" w:hanging="360"/>
+        <w:jc w:val="both"/>
+        <w:rPr>
+          <w:rFonts w:ascii="Times New Roman" w:cs="Times New Roman" w:eastAsia="Times New Roman" w:hAnsi="Times New Roman"/>
+          <w:sz w:val="24"/>
+          <w:szCs w:val="24"/>
+        </w:rPr>
+      </w:pPr>
+      <w:r>
+        <w:rPr>
+          <w:rFonts w:ascii="Times New Roman" w:cs="Times New Roman" w:eastAsia="Times New Roman" w:hAnsi="Times New Roman"/>
+          <w:i w:val="1"/>
+          <w:sz w:val="24"/>
+          <w:szCs w:val="24"/>
+          <w:rtl w:val="0"/>
+        </w:rPr>
+        <w:t xml:space="preserve">main.py: </w:t>
+      </w:r>
+      <w:r>
+        <w:rPr>
+          <w:rFonts w:ascii="Times New Roman" w:cs="Times New Roman" w:eastAsia="Times New Roman" w:hAnsi="Times New Roman"/>
+          <w:sz w:val="24"/>
+          <w:szCs w:val="24"/>
+          <w:rtl w:val="0"/>
+        </w:rPr>
+        <w:t xml:space="preserve">indica il flusso di esecuzione dei metodi che compongono la pipeline e che sono definiti negli altri moduli del programma.  </w:t>
+      </w:r>
+      <w:r>
+        <w:rPr>
+          <w:rtl w:val="0"/>
+        </w:rPr>
+      </w:r>
+    </w:p>
+    <w:p>
+      <w:pPr>
+        <w:numPr>
+          <w:ilvl w:val="0"/>
+          <w:numId w:val="3"/>
+        </w:numPr>
+        <w:spacing w:after="0" w:lineRule="auto"/>
+        <w:ind w:left="1080" w:hanging="360"/>
+        <w:jc w:val="both"/>
+        <w:rPr>
+          <w:rFonts w:ascii="Times New Roman" w:cs="Times New Roman" w:eastAsia="Times New Roman" w:hAnsi="Times New Roman"/>
+          <w:sz w:val="24"/>
+          <w:szCs w:val="24"/>
+        </w:rPr>
+      </w:pPr>
+      <w:r>
+        <w:rPr>
+          <w:rFonts w:ascii="Times New Roman" w:cs="Times New Roman" w:eastAsia="Times New Roman" w:hAnsi="Times New Roman"/>
+          <w:i w:val="1"/>
+          <w:sz w:val="24"/>
+          <w:szCs w:val="24"/>
+          <w:rtl w:val="0"/>
+        </w:rPr>
+        <w:t xml:space="preserve"> utils.py:</w:t>
+      </w:r>
+      <w:r>
+        <w:rPr>
+          <w:rFonts w:ascii="Times New Roman" w:cs="Times New Roman" w:eastAsia="Times New Roman" w:hAnsi="Times New Roman"/>
+          <w:sz w:val="24"/>
+          <w:szCs w:val="24"/>
+          <w:rtl w:val="0"/>
+        </w:rPr>
+        <w:t xml:space="preserve"> contiene metodi di utility di cui se ne riportano i principali:</w:t>
       </w:r>
     </w:p>
     <w:p>
@@ -1303,29 +1184,55 @@
         <w:jc w:val="both"/>
         <w:rPr>
           <w:rFonts w:ascii="Times New Roman" w:cs="Times New Roman" w:eastAsia="Times New Roman" w:hAnsi="Times New Roman"/>
+          <w:sz w:val="24"/>
+          <w:szCs w:val="24"/>
+        </w:rPr>
+      </w:pPr>
+      <w:r>
+        <w:rPr>
+          <w:rFonts w:ascii="Times New Roman" w:cs="Times New Roman" w:eastAsia="Times New Roman" w:hAnsi="Times New Roman"/>
+          <w:sz w:val="24"/>
+          <w:szCs w:val="24"/>
+          <w:rtl w:val="0"/>
+        </w:rPr>
+        <w:t xml:space="preserve"> </w:t>
+      </w:r>
+      <w:r>
+        <w:rPr>
+          <w:rFonts w:ascii="Times New Roman" w:cs="Times New Roman" w:eastAsia="Times New Roman" w:hAnsi="Times New Roman"/>
           <w:i w:val="1"/>
           <w:sz w:val="24"/>
           <w:szCs w:val="24"/>
-        </w:rPr>
-      </w:pPr>
-      <w:r>
-        <w:rPr>
-          <w:rFonts w:ascii="Times New Roman" w:cs="Times New Roman" w:eastAsia="Times New Roman" w:hAnsi="Times New Roman"/>
-          <w:i w:val="1"/>
-          <w:sz w:val="24"/>
-          <w:szCs w:val="24"/>
-          <w:rtl w:val="0"/>
-        </w:rPr>
-        <w:t xml:space="preserve">def process_definizioni (definizioni_dict): </w:t>
-      </w:r>
-      <w:r>
-        <w:rPr>
-          <w:rFonts w:ascii="Times New Roman" w:cs="Times New Roman" w:eastAsia="Times New Roman" w:hAnsi="Times New Roman"/>
-          <w:sz w:val="24"/>
-          <w:szCs w:val="24"/>
-          <w:rtl w:val="0"/>
-        </w:rPr>
-        <w:t xml:space="preserve">il metodo elabora un insieme di definizioni associate a vari concetti, arricchendole con ulteriori informazioni linguistiche e semantiche. Per ogni concetto individua innanzitutto i synset di WordNet che potrebbero rappresentarlo (synset target), creando così un insieme di candidati di riferimento. Successivamente, per ciascuna definizione estrae il genus e la differentia tramite analisi sintattica, e se il genus è presente tenta di disambiguarlo navigando nella rete semantica di WordNet tra i suoi iponimi, selezionando il synset che ottiene il punteggio di similarità più alto rispetto alla definizione. Infine, aggiorna le definizioni con genus, differentia, synset migliore, glossa del miglior synset selezionato, punteggio di similarità rispetto al synset target e lista dei synset target.</w:t>
+          <w:rtl w:val="0"/>
+        </w:rPr>
+        <w:t xml:space="preserve">def data_dict_creation(): </w:t>
+      </w:r>
+      <w:r>
+        <w:rPr>
+          <w:rFonts w:ascii="Times New Roman" w:cs="Times New Roman" w:eastAsia="Times New Roman" w:hAnsi="Times New Roman"/>
+          <w:sz w:val="24"/>
+          <w:szCs w:val="24"/>
+          <w:rtl w:val="0"/>
+        </w:rPr>
+        <w:t xml:space="preserve">Il metodo costruisce un dizionario Python a partire dal dataset di articoli scientifici selezionato. Per ogni elemento del dataset, viene estratto il titolo, l’abstract e le categorie. Successivamente  sull’abstract viene applicato un processo di lemmatizzazione.  Tutte queste informazioni vengono salvate in un dizionario indicizzato dall’indice dell’articolo, che contiene sia il testo originale sia quello elaborato. Il ciclo si interrompe quando viene raggiunto il numero massimo di articoli specificato da </w:t>
+      </w:r>
+      <w:r>
+        <w:rPr>
+          <w:rFonts w:ascii="Roboto Mono" w:cs="Roboto Mono" w:eastAsia="Roboto Mono" w:hAnsi="Roboto Mono"/>
+          <w:sz w:val="24"/>
+          <w:szCs w:val="24"/>
+          <w:rtl w:val="0"/>
+        </w:rPr>
+        <w:t xml:space="preserve">NUM_ARTICLE</w:t>
+      </w:r>
+      <w:r>
+        <w:rPr>
+          <w:rFonts w:ascii="Times New Roman" w:cs="Times New Roman" w:eastAsia="Times New Roman" w:hAnsi="Times New Roman"/>
+          <w:sz w:val="24"/>
+          <w:szCs w:val="24"/>
+          <w:rtl w:val="0"/>
+        </w:rPr>
+        <w:t xml:space="preserve">. </w:t>
       </w:r>
     </w:p>
     <w:p>
@@ -1334,92 +1241,164 @@
           <w:ilvl w:val="1"/>
           <w:numId w:val="3"/>
         </w:numPr>
-        <w:spacing w:after="0" w:afterAutospacing="0" w:lineRule="auto"/>
+        <w:spacing w:after="0" w:lineRule="auto"/>
         <w:ind w:left="1800" w:hanging="360"/>
         <w:jc w:val="both"/>
         <w:rPr>
           <w:rFonts w:ascii="Times New Roman" w:cs="Times New Roman" w:eastAsia="Times New Roman" w:hAnsi="Times New Roman"/>
-          <w:sz w:val="24"/>
-          <w:szCs w:val="24"/>
-          <w:u w:val="none"/>
-        </w:rPr>
-      </w:pPr>
-      <w:r>
-        <w:rPr>
-          <w:rFonts w:ascii="Times New Roman" w:cs="Times New Roman" w:eastAsia="Times New Roman" w:hAnsi="Times New Roman"/>
           <w:i w:val="1"/>
           <w:sz w:val="24"/>
           <w:szCs w:val="24"/>
-          <w:rtl w:val="0"/>
-        </w:rPr>
-        <w:t xml:space="preserve">def explore_synset_tree(synset, definizione, depth=0, max_depth=2, visited=None): </w:t>
-      </w:r>
-      <w:r>
-        <w:rPr>
-          <w:rFonts w:ascii="Times New Roman" w:cs="Times New Roman" w:eastAsia="Times New Roman" w:hAnsi="Times New Roman"/>
-          <w:sz w:val="24"/>
-          <w:szCs w:val="24"/>
-          <w:rtl w:val="0"/>
-        </w:rPr>
-        <w:t xml:space="preserve">il metodo esplora ricorsivamente la gerarchia di WordNet pdef score_against_definition_word2vec(synset, definizione, w2v_model):punteggio trovato e lo confronta con quello degli iponimi, evitando cicli o profondità eccessiva.</w:t>
+        </w:rPr>
+      </w:pPr>
+      <w:r>
+        <w:rPr>
+          <w:rFonts w:ascii="Times New Roman" w:cs="Times New Roman" w:eastAsia="Times New Roman" w:hAnsi="Times New Roman"/>
+          <w:i w:val="1"/>
+          <w:sz w:val="24"/>
+          <w:szCs w:val="24"/>
+          <w:rtl w:val="0"/>
+        </w:rPr>
+        <w:t xml:space="preserve">def extraction_lemmi_from_sentence(sentence, stop_words): </w:t>
+      </w:r>
+      <w:r>
+        <w:rPr>
+          <w:rFonts w:ascii="Times New Roman" w:cs="Times New Roman" w:eastAsia="Times New Roman" w:hAnsi="Times New Roman"/>
+          <w:sz w:val="24"/>
+          <w:szCs w:val="24"/>
+          <w:rtl w:val="0"/>
+        </w:rPr>
+        <w:t xml:space="preserve">metodo che prende in input una frase e il set di stop-words e la elabora restituendo una stringa costituita dai lemmi delle parole che la costituiscono. In particolare, l’elaborazione si articola nei seguenti passi:</w:t>
       </w:r>
     </w:p>
     <w:p>
       <w:pPr>
         <w:numPr>
-          <w:ilvl w:val="1"/>
+          <w:ilvl w:val="2"/>
           <w:numId w:val="3"/>
         </w:numPr>
-        <w:spacing w:after="0" w:afterAutospacing="0" w:before="0" w:beforeAutospacing="0" w:lineRule="auto"/>
-        <w:ind w:left="1800" w:hanging="360"/>
+        <w:spacing w:after="0" w:lineRule="auto"/>
+        <w:ind w:left="2520" w:hanging="360"/>
         <w:jc w:val="both"/>
         <w:rPr>
           <w:rFonts w:ascii="Times New Roman" w:cs="Times New Roman" w:eastAsia="Times New Roman" w:hAnsi="Times New Roman"/>
-          <w:sz w:val="24"/>
-          <w:szCs w:val="24"/>
-        </w:rPr>
-      </w:pPr>
-      <w:r>
-        <w:rPr>
-          <w:rFonts w:ascii="Times New Roman" w:cs="Times New Roman" w:eastAsia="Times New Roman" w:hAnsi="Times New Roman"/>
           <w:i w:val="1"/>
           <w:sz w:val="24"/>
           <w:szCs w:val="24"/>
-          <w:rtl w:val="0"/>
-        </w:rPr>
-        <w:t xml:space="preserve">def score_against_definition_word2vec(synset, definizione, w2v_model): </w:t>
-      </w:r>
-      <w:r>
-        <w:rPr>
-          <w:rFonts w:ascii="Times New Roman" w:cs="Times New Roman" w:eastAsia="Times New Roman" w:hAnsi="Times New Roman"/>
-          <w:sz w:val="24"/>
-          <w:szCs w:val="24"/>
-          <w:rtl w:val="0"/>
-        </w:rPr>
-        <w:t xml:space="preserve">il </w:t>
-      </w:r>
-      <w:r>
-        <w:rPr>
-          <w:rFonts w:ascii="Times New Roman" w:cs="Times New Roman" w:eastAsia="Times New Roman" w:hAnsi="Times New Roman"/>
-          <w:sz w:val="24"/>
-          <w:szCs w:val="24"/>
-          <w:rtl w:val="0"/>
-        </w:rPr>
-        <w:t xml:space="preserve">metodo </w:t>
-      </w:r>
-      <w:r>
-        <w:rPr>
-          <w:rFonts w:ascii="Times New Roman" w:cs="Times New Roman" w:eastAsia="Times New Roman" w:hAnsi="Times New Roman"/>
-          <w:sz w:val="24"/>
-          <w:szCs w:val="24"/>
-          <w:rtl w:val="0"/>
-        </w:rPr>
-        <w:t xml:space="preserve">calcola la similarità semantica tra una definizione e la glossa di un synset di WordNet utilizzando Word2Vec. Il processo avviene in tre fasi: prima, la definizione e la glossa vengono lemmatizzate per ridurre le parole alle loro forme base. Successivamente, per entrambe le frasi, si costruisce un vettore medio calcolando la media dei vettori Word2Vec delle parole presenti, scartando quelle non contenute nel modello. Infine, la similarità tra i due vettori medi viene calcolata tramite cosine similarity, producendo uno score numerico che misura quanto i due testi siano semanticamente vicini. Rispetto al TF-IDF, che si basa unicamente su frequenze di parole e quindi cattura solo somiglianze lessicali superficiali, Word2Vec ha il vantaggio di rappresentare le parole in uno spazio vettoriale continuo che preserva le relazioni semantiche rendendo l’analisi più robusta e significativa.</w:t>
-      </w:r>
-      <w:r>
-        <w:rPr>
-          <w:rtl w:val="0"/>
-        </w:rPr>
+        </w:rPr>
+      </w:pPr>
+      <w:r>
+        <w:rPr>
+          <w:rFonts w:ascii="Times New Roman" w:cs="Times New Roman" w:eastAsia="Times New Roman" w:hAnsi="Times New Roman"/>
+          <w:sz w:val="24"/>
+          <w:szCs w:val="24"/>
+          <w:rtl w:val="0"/>
+        </w:rPr>
+        <w:t xml:space="preserve">tokenizzazione;</w:t>
+      </w:r>
+    </w:p>
+    <w:p>
+      <w:pPr>
+        <w:numPr>
+          <w:ilvl w:val="2"/>
+          <w:numId w:val="3"/>
+        </w:numPr>
+        <w:spacing w:after="0" w:lineRule="auto"/>
+        <w:ind w:left="2520" w:hanging="360"/>
+        <w:jc w:val="both"/>
+        <w:rPr>
+          <w:rFonts w:ascii="Times New Roman" w:cs="Times New Roman" w:eastAsia="Times New Roman" w:hAnsi="Times New Roman"/>
+          <w:i w:val="1"/>
+          <w:sz w:val="24"/>
+          <w:szCs w:val="24"/>
+        </w:rPr>
+      </w:pPr>
+      <w:r>
+        <w:rPr>
+          <w:rFonts w:ascii="Times New Roman" w:cs="Times New Roman" w:eastAsia="Times New Roman" w:hAnsi="Times New Roman"/>
+          <w:sz w:val="24"/>
+          <w:szCs w:val="24"/>
+          <w:rtl w:val="0"/>
+        </w:rPr>
+        <w:t xml:space="preserve">rappresentazione di tutte le parole in lower case;</w:t>
+      </w:r>
+    </w:p>
+    <w:p>
+      <w:pPr>
+        <w:numPr>
+          <w:ilvl w:val="2"/>
+          <w:numId w:val="3"/>
+        </w:numPr>
+        <w:spacing w:after="0" w:lineRule="auto"/>
+        <w:ind w:left="2520" w:hanging="360"/>
+        <w:jc w:val="both"/>
+        <w:rPr>
+          <w:rFonts w:ascii="Times New Roman" w:cs="Times New Roman" w:eastAsia="Times New Roman" w:hAnsi="Times New Roman"/>
+          <w:i w:val="1"/>
+          <w:sz w:val="24"/>
+          <w:szCs w:val="24"/>
+        </w:rPr>
+      </w:pPr>
+      <w:r>
+        <w:rPr>
+          <w:rFonts w:ascii="Times New Roman" w:cs="Times New Roman" w:eastAsia="Times New Roman" w:hAnsi="Times New Roman"/>
+          <w:sz w:val="24"/>
+          <w:szCs w:val="24"/>
+          <w:rtl w:val="0"/>
+        </w:rPr>
+        <w:t xml:space="preserve">rimozione delle stop-words;</w:t>
+      </w:r>
+    </w:p>
+    <w:p>
+      <w:pPr>
+        <w:numPr>
+          <w:ilvl w:val="2"/>
+          <w:numId w:val="3"/>
+        </w:numPr>
+        <w:spacing w:after="0" w:lineRule="auto"/>
+        <w:ind w:left="2520" w:hanging="360"/>
+        <w:jc w:val="both"/>
+        <w:rPr>
+          <w:rFonts w:ascii="Times New Roman" w:cs="Times New Roman" w:eastAsia="Times New Roman" w:hAnsi="Times New Roman"/>
+          <w:i w:val="1"/>
+          <w:sz w:val="24"/>
+          <w:szCs w:val="24"/>
+        </w:rPr>
+      </w:pPr>
+      <w:r>
+        <w:rPr>
+          <w:rFonts w:ascii="Times New Roman" w:cs="Times New Roman" w:eastAsia="Times New Roman" w:hAnsi="Times New Roman"/>
+          <w:sz w:val="24"/>
+          <w:szCs w:val="24"/>
+          <w:rtl w:val="0"/>
+        </w:rPr>
+        <w:t xml:space="preserve">rimozione della punteggiatura e/o numeri;</w:t>
+      </w:r>
+    </w:p>
+    <w:p>
+      <w:pPr>
+        <w:numPr>
+          <w:ilvl w:val="2"/>
+          <w:numId w:val="3"/>
+        </w:numPr>
+        <w:spacing w:after="0" w:lineRule="auto"/>
+        <w:ind w:left="2520" w:hanging="360"/>
+        <w:jc w:val="both"/>
+        <w:rPr>
+          <w:rFonts w:ascii="Times New Roman" w:cs="Times New Roman" w:eastAsia="Times New Roman" w:hAnsi="Times New Roman"/>
+          <w:i w:val="1"/>
+          <w:sz w:val="24"/>
+          <w:szCs w:val="24"/>
+        </w:rPr>
+      </w:pPr>
+      <w:r>
+        <w:rPr>
+          <w:rFonts w:ascii="Times New Roman" w:cs="Times New Roman" w:eastAsia="Times New Roman" w:hAnsi="Times New Roman"/>
+          <w:sz w:val="24"/>
+          <w:szCs w:val="24"/>
+          <w:rtl w:val="0"/>
+        </w:rPr>
+        <w:t xml:space="preserve">creazione di una stringa di lemmi separati da spazi.</w:t>
       </w:r>
     </w:p>
     <w:p>
@@ -1441,69 +1420,39 @@
         </w:pBdr>
         <w:shd w:fill="auto" w:val="clear"/>
         <w:spacing w:after="0" w:before="0" w:line="276" w:lineRule="auto"/>
-        <w:ind w:left="1800" w:right="0" w:hanging="360"/>
+        <w:ind w:left="1080" w:right="0" w:hanging="360"/>
         <w:jc w:val="both"/>
-        <w:rPr>
-          <w:rFonts w:ascii="Times New Roman" w:cs="Times New Roman" w:eastAsia="Times New Roman" w:hAnsi="Times New Roman"/>
-          <w:b w:val="0"/>
-          <w:i w:val="0"/>
-          <w:smallCaps w:val="0"/>
-          <w:strike w:val="0"/>
-          <w:color w:val="000000"/>
-          <w:sz w:val="24"/>
-          <w:szCs w:val="24"/>
-          <w:u w:val="none"/>
-          <w:shd w:fill="auto" w:val="clear"/>
-          <w:vertAlign w:val="baseline"/>
-        </w:rPr>
-      </w:pPr>
-      <w:r>
-        <w:rPr>
-          <w:rFonts w:ascii="Times New Roman" w:cs="Times New Roman" w:eastAsia="Times New Roman" w:hAnsi="Times New Roman"/>
-          <w:i w:val="1"/>
-          <w:sz w:val="24"/>
-          <w:szCs w:val="24"/>
-          <w:rtl w:val="0"/>
-        </w:rPr>
-        <w:t xml:space="preserve">main</w:t>
-      </w:r>
-      <w:r>
         <w:rPr>
           <w:rFonts w:ascii="Times New Roman" w:cs="Times New Roman" w:eastAsia="Times New Roman" w:hAnsi="Times New Roman"/>
           <w:b w:val="0"/>
           <w:i w:val="1"/>
           <w:smallCaps w:val="0"/>
           <w:strike w:val="0"/>
+          <w:color w:val="000000"/>
           <w:sz w:val="24"/>
           <w:szCs w:val="24"/>
           <w:shd w:fill="auto" w:val="clear"/>
           <w:vertAlign w:val="baseline"/>
-          <w:rtl w:val="0"/>
-        </w:rPr>
-        <w:t xml:space="preserve">.py: </w:t>
-      </w:r>
-      <w:r>
-        <w:rPr>
-          <w:rFonts w:ascii="Times New Roman" w:cs="Times New Roman" w:eastAsia="Times New Roman" w:hAnsi="Times New Roman"/>
-          <w:sz w:val="24"/>
-          <w:szCs w:val="24"/>
-          <w:rtl w:val="0"/>
-        </w:rPr>
-        <w:t xml:space="preserve">indica</w:t>
-      </w:r>
-      <w:r>
-        <w:rPr>
-          <w:rFonts w:ascii="Times New Roman" w:cs="Times New Roman" w:eastAsia="Times New Roman" w:hAnsi="Times New Roman"/>
-          <w:sz w:val="24"/>
-          <w:szCs w:val="24"/>
-          <w:rtl w:val="0"/>
-        </w:rPr>
-        <w:t xml:space="preserve"> il flusso di esecuzione delle operazioni</w:t>
-      </w:r>
-      <w:r>
-        <w:rPr>
-          <w:rtl w:val="0"/>
-        </w:rPr>
+        </w:rPr>
+      </w:pPr>
+      <w:r>
+        <w:rPr>
+          <w:rFonts w:ascii="Times New Roman" w:cs="Times New Roman" w:eastAsia="Times New Roman" w:hAnsi="Times New Roman"/>
+          <w:i w:val="1"/>
+          <w:sz w:val="24"/>
+          <w:szCs w:val="24"/>
+          <w:rtl w:val="0"/>
+        </w:rPr>
+        <w:t xml:space="preserve">text_clustering.py: </w:t>
+      </w:r>
+      <w:r>
+        <w:rPr>
+          <w:rFonts w:ascii="Times New Roman" w:cs="Times New Roman" w:eastAsia="Times New Roman" w:hAnsi="Times New Roman"/>
+          <w:sz w:val="24"/>
+          <w:szCs w:val="24"/>
+          <w:rtl w:val="0"/>
+        </w:rPr>
+        <w:t xml:space="preserve">contiene i metodi che realizzano la pipeline per il task di text clustering di cui se ne riportano i principali:</w:t>
       </w:r>
     </w:p>
     <w:p>
@@ -1512,6 +1461,10 @@
         <w:keepLines w:val="0"/>
         <w:pageBreakBefore w:val="0"/>
         <w:widowControl w:val="1"/>
+        <w:numPr>
+          <w:ilvl w:val="1"/>
+          <w:numId w:val="4"/>
+        </w:numPr>
         <w:pBdr>
           <w:top w:space="0" w:sz="0" w:val="nil"/>
           <w:left w:space="0" w:sz="0" w:val="nil"/>
@@ -1521,22 +1474,600 @@
         </w:pBdr>
         <w:shd w:fill="auto" w:val="clear"/>
         <w:spacing w:after="0" w:before="0" w:line="276" w:lineRule="auto"/>
-        <w:ind w:left="1776" w:right="0" w:firstLine="0"/>
-        <w:jc w:val="left"/>
-        <w:rPr>
-          <w:rFonts w:ascii="Calibri" w:cs="Calibri" w:eastAsia="Calibri" w:hAnsi="Calibri"/>
-          <w:b w:val="0"/>
-          <w:i w:val="0"/>
-          <w:smallCaps w:val="0"/>
-          <w:strike w:val="0"/>
-          <w:color w:val="000000"/>
-          <w:sz w:val="28"/>
-          <w:szCs w:val="28"/>
+        <w:ind w:left="1800" w:right="0" w:hanging="360"/>
+        <w:jc w:val="both"/>
+        <w:rPr>
+          <w:rFonts w:ascii="Times New Roman" w:cs="Times New Roman" w:eastAsia="Times New Roman" w:hAnsi="Times New Roman"/>
+          <w:sz w:val="24"/>
+          <w:szCs w:val="24"/>
           <w:u w:val="none"/>
-          <w:shd w:fill="auto" w:val="clear"/>
-          <w:vertAlign w:val="baseline"/>
-        </w:rPr>
-      </w:pPr>
+        </w:rPr>
+      </w:pPr>
+      <w:r>
+        <w:rPr>
+          <w:rFonts w:ascii="Times New Roman" w:cs="Times New Roman" w:eastAsia="Times New Roman" w:hAnsi="Times New Roman"/>
+          <w:i w:val="1"/>
+          <w:sz w:val="24"/>
+          <w:szCs w:val="24"/>
+          <w:rtl w:val="0"/>
+        </w:rPr>
+        <w:t xml:space="preserve">def </w:t>
+      </w:r>
+      <w:r>
+        <w:rPr>
+          <w:rFonts w:ascii="Times New Roman" w:cs="Times New Roman" w:eastAsia="Times New Roman" w:hAnsi="Times New Roman"/>
+          <w:i w:val="1"/>
+          <w:sz w:val="24"/>
+          <w:szCs w:val="24"/>
+          <w:rtl w:val="0"/>
+        </w:rPr>
+        <w:t xml:space="preserve">embeddings_creation()</w:t>
+      </w:r>
+      <w:r>
+        <w:rPr>
+          <w:rFonts w:ascii="Times New Roman" w:cs="Times New Roman" w:eastAsia="Times New Roman" w:hAnsi="Times New Roman"/>
+          <w:sz w:val="24"/>
+          <w:szCs w:val="24"/>
+          <w:rtl w:val="0"/>
+        </w:rPr>
+        <w:t xml:space="preserve">:</w:t>
+      </w:r>
+      <w:r>
+        <w:rPr>
+          <w:rFonts w:ascii="Times New Roman" w:cs="Times New Roman" w:eastAsia="Times New Roman" w:hAnsi="Times New Roman"/>
+          <w:sz w:val="24"/>
+          <w:szCs w:val="24"/>
+          <w:rtl w:val="0"/>
+        </w:rPr>
+        <w:t xml:space="preserve"> prende in input la struttura dati dizionario degli articoli realizzata precedentemente e costruisce le rappresentazioni numeriche (embedding) degli abstract lemmatizzati. In particolare, estrae tutti i testi preprocessati dal dizionario, quindi carica il modello pre-addestrato </w:t>
+      </w:r>
+      <w:r>
+        <w:rPr>
+          <w:rFonts w:ascii="Times New Roman" w:cs="Times New Roman" w:eastAsia="Times New Roman" w:hAnsi="Times New Roman"/>
+          <w:sz w:val="24"/>
+          <w:szCs w:val="24"/>
+          <w:rtl w:val="0"/>
+        </w:rPr>
+        <w:t xml:space="preserve">SentenceTransformer</w:t>
+      </w:r>
+      <w:r>
+        <w:rPr>
+          <w:rFonts w:ascii="Times New Roman" w:cs="Times New Roman" w:eastAsia="Times New Roman" w:hAnsi="Times New Roman"/>
+          <w:sz w:val="24"/>
+          <w:szCs w:val="24"/>
+          <w:rtl w:val="0"/>
+        </w:rPr>
+        <w:t xml:space="preserve"> </w:t>
+      </w:r>
+      <w:r>
+        <w:rPr>
+          <w:rFonts w:ascii="Times New Roman" w:cs="Times New Roman" w:eastAsia="Times New Roman" w:hAnsi="Times New Roman"/>
+          <w:i w:val="1"/>
+          <w:sz w:val="24"/>
+          <w:szCs w:val="24"/>
+          <w:rtl w:val="0"/>
+        </w:rPr>
+        <w:t xml:space="preserve">“thenlper/gte-small”</w:t>
+      </w:r>
+      <w:r>
+        <w:rPr>
+          <w:rFonts w:ascii="Times New Roman" w:cs="Times New Roman" w:eastAsia="Times New Roman" w:hAnsi="Times New Roman"/>
+          <w:sz w:val="24"/>
+          <w:szCs w:val="24"/>
+          <w:rtl w:val="0"/>
+        </w:rPr>
+        <w:t xml:space="preserve">, che è ottimizzato per catturare il significato semantico delle frasi. Applica il modello alla lista degli abstract e genera per ciascuno di essi un vettore denso che ne rappresenta il contenuto in uno spazio numerico.. Il metodo restituisce sia l’array NumPy contenente tutti i vettori, sia il modello stesso.</w:t>
+      </w:r>
+    </w:p>
+    <w:p>
+      <w:pPr>
+        <w:keepNext w:val="0"/>
+        <w:keepLines w:val="0"/>
+        <w:pageBreakBefore w:val="0"/>
+        <w:widowControl w:val="1"/>
+        <w:numPr>
+          <w:ilvl w:val="1"/>
+          <w:numId w:val="4"/>
+        </w:numPr>
+        <w:pBdr>
+          <w:top w:space="0" w:sz="0" w:val="nil"/>
+          <w:left w:space="0" w:sz="0" w:val="nil"/>
+          <w:bottom w:space="0" w:sz="0" w:val="nil"/>
+          <w:right w:space="0" w:sz="0" w:val="nil"/>
+          <w:between w:space="0" w:sz="0" w:val="nil"/>
+        </w:pBdr>
+        <w:shd w:fill="auto" w:val="clear"/>
+        <w:spacing w:after="0" w:before="0" w:line="276" w:lineRule="auto"/>
+        <w:ind w:left="1800" w:right="0" w:hanging="360"/>
+        <w:jc w:val="both"/>
+        <w:rPr>
+          <w:rFonts w:ascii="Times New Roman" w:cs="Times New Roman" w:eastAsia="Times New Roman" w:hAnsi="Times New Roman"/>
+          <w:sz w:val="24"/>
+          <w:szCs w:val="24"/>
+          <w:u w:val="none"/>
+        </w:rPr>
+      </w:pPr>
+      <w:r>
+        <w:rPr>
+          <w:rFonts w:ascii="Times New Roman" w:cs="Times New Roman" w:eastAsia="Times New Roman" w:hAnsi="Times New Roman"/>
+          <w:i w:val="1"/>
+          <w:sz w:val="24"/>
+          <w:szCs w:val="24"/>
+          <w:rtl w:val="0"/>
+        </w:rPr>
+        <w:t xml:space="preserve">def </w:t>
+      </w:r>
+      <w:r>
+        <w:rPr>
+          <w:rFonts w:ascii="Times New Roman" w:cs="Times New Roman" w:eastAsia="Times New Roman" w:hAnsi="Times New Roman"/>
+          <w:i w:val="1"/>
+          <w:sz w:val="24"/>
+          <w:szCs w:val="24"/>
+          <w:rtl w:val="0"/>
+        </w:rPr>
+        <w:t xml:space="preserve">dim_reduce(): </w:t>
+      </w:r>
+      <w:r>
+        <w:rPr>
+          <w:rFonts w:ascii="Times New Roman" w:cs="Times New Roman" w:eastAsia="Times New Roman" w:hAnsi="Times New Roman"/>
+          <w:sz w:val="24"/>
+          <w:szCs w:val="24"/>
+          <w:rtl w:val="0"/>
+        </w:rPr>
+        <w:t xml:space="preserve"> il metodo riduce </w:t>
+      </w:r>
+      <w:r>
+        <w:rPr>
+          <w:rFonts w:ascii="Times New Roman" w:cs="Times New Roman" w:eastAsia="Times New Roman" w:hAnsi="Times New Roman"/>
+          <w:sz w:val="24"/>
+          <w:szCs w:val="24"/>
+          <w:rtl w:val="0"/>
+        </w:rPr>
+        <w:t xml:space="preserve">la dimensionalità degli embeddings</w:t>
+      </w:r>
+      <w:r>
+        <w:rPr>
+          <w:rFonts w:ascii="Times New Roman" w:cs="Times New Roman" w:eastAsia="Times New Roman" w:hAnsi="Times New Roman"/>
+          <w:sz w:val="24"/>
+          <w:szCs w:val="24"/>
+          <w:rtl w:val="0"/>
+        </w:rPr>
+        <w:t xml:space="preserve"> usando la libreria </w:t>
+      </w:r>
+      <w:r>
+        <w:rPr>
+          <w:rFonts w:ascii="Times New Roman" w:cs="Times New Roman" w:eastAsia="Times New Roman" w:hAnsi="Times New Roman"/>
+          <w:sz w:val="24"/>
+          <w:szCs w:val="24"/>
+          <w:rtl w:val="0"/>
+        </w:rPr>
+        <w:t xml:space="preserve">UMAP (Uniform Manifold Approximation and Projection)</w:t>
+      </w:r>
+      <w:r>
+        <w:rPr>
+          <w:rFonts w:ascii="Times New Roman" w:cs="Times New Roman" w:eastAsia="Times New Roman" w:hAnsi="Times New Roman"/>
+          <w:sz w:val="24"/>
+          <w:szCs w:val="24"/>
+          <w:rtl w:val="0"/>
+        </w:rPr>
+        <w:t xml:space="preserve">. In pratica, prende come input la matrice di embeddings generata in precedenza  e la proietta in uno spazio con meno dimensioni, fissato da </w:t>
+      </w:r>
+      <w:r>
+        <w:rPr>
+          <w:rFonts w:ascii="Times New Roman" w:cs="Times New Roman" w:eastAsia="Times New Roman" w:hAnsi="Times New Roman"/>
+          <w:sz w:val="24"/>
+          <w:szCs w:val="24"/>
+          <w:rtl w:val="0"/>
+        </w:rPr>
+        <w:t xml:space="preserve">n_components=5</w:t>
+      </w:r>
+      <w:r>
+        <w:rPr>
+          <w:rFonts w:ascii="Times New Roman" w:cs="Times New Roman" w:eastAsia="Times New Roman" w:hAnsi="Times New Roman"/>
+          <w:sz w:val="24"/>
+          <w:szCs w:val="24"/>
+          <w:rtl w:val="0"/>
+        </w:rPr>
+        <w:t xml:space="preserve">. Questo permette di mantenere la struttura semantica dei dati, ma in uno spazio più compatto e più facile da gestire per compiti come la visualizzazione o il clustering. Il parametro </w:t>
+      </w:r>
+      <w:r>
+        <w:rPr>
+          <w:rFonts w:ascii="Times New Roman" w:cs="Times New Roman" w:eastAsia="Times New Roman" w:hAnsi="Times New Roman"/>
+          <w:sz w:val="24"/>
+          <w:szCs w:val="24"/>
+          <w:rtl w:val="0"/>
+        </w:rPr>
+        <w:t xml:space="preserve">min_dist=0.0</w:t>
+      </w:r>
+      <w:r>
+        <w:rPr>
+          <w:rFonts w:ascii="Times New Roman" w:cs="Times New Roman" w:eastAsia="Times New Roman" w:hAnsi="Times New Roman"/>
+          <w:sz w:val="24"/>
+          <w:szCs w:val="24"/>
+          <w:rtl w:val="0"/>
+        </w:rPr>
+        <w:t xml:space="preserve"> indica che i punti possono essere compressi molto vicino, utile per catturare bene i cluster; </w:t>
+      </w:r>
+      <w:r>
+        <w:rPr>
+          <w:rFonts w:ascii="Times New Roman" w:cs="Times New Roman" w:eastAsia="Times New Roman" w:hAnsi="Times New Roman"/>
+          <w:sz w:val="24"/>
+          <w:szCs w:val="24"/>
+          <w:rtl w:val="0"/>
+        </w:rPr>
+        <w:t xml:space="preserve">metric="cosine"</w:t>
+      </w:r>
+      <w:r>
+        <w:rPr>
+          <w:rFonts w:ascii="Times New Roman" w:cs="Times New Roman" w:eastAsia="Times New Roman" w:hAnsi="Times New Roman"/>
+          <w:sz w:val="24"/>
+          <w:szCs w:val="24"/>
+          <w:rtl w:val="0"/>
+        </w:rPr>
+        <w:t xml:space="preserve"> specifica che la similarità tra embeddings viene calcolata con la </w:t>
+      </w:r>
+      <w:r>
+        <w:rPr>
+          <w:rFonts w:ascii="Times New Roman" w:cs="Times New Roman" w:eastAsia="Times New Roman" w:hAnsi="Times New Roman"/>
+          <w:sz w:val="24"/>
+          <w:szCs w:val="24"/>
+          <w:rtl w:val="0"/>
+        </w:rPr>
+        <w:t xml:space="preserve">cosine similarity</w:t>
+      </w:r>
+      <w:r>
+        <w:rPr>
+          <w:rFonts w:ascii="Times New Roman" w:cs="Times New Roman" w:eastAsia="Times New Roman" w:hAnsi="Times New Roman"/>
+          <w:sz w:val="24"/>
+          <w:szCs w:val="24"/>
+          <w:rtl w:val="0"/>
+        </w:rPr>
+        <w:t xml:space="preserve">, adatta per dati testuali; infine, </w:t>
+      </w:r>
+      <w:r>
+        <w:rPr>
+          <w:rFonts w:ascii="Times New Roman" w:cs="Times New Roman" w:eastAsia="Times New Roman" w:hAnsi="Times New Roman"/>
+          <w:sz w:val="24"/>
+          <w:szCs w:val="24"/>
+          <w:rtl w:val="0"/>
+        </w:rPr>
+        <w:t xml:space="preserve">random_state=42</w:t>
+      </w:r>
+      <w:r>
+        <w:rPr>
+          <w:rFonts w:ascii="Times New Roman" w:cs="Times New Roman" w:eastAsia="Times New Roman" w:hAnsi="Times New Roman"/>
+          <w:sz w:val="24"/>
+          <w:szCs w:val="24"/>
+          <w:rtl w:val="0"/>
+        </w:rPr>
+        <w:t xml:space="preserve"> garantisce riproducibilità dei risultati. Il metodo restituisce i nuovi embeddings ridotti (con forma </w:t>
+      </w:r>
+      <w:r>
+        <w:rPr>
+          <w:rFonts w:ascii="Times New Roman" w:cs="Times New Roman" w:eastAsia="Times New Roman" w:hAnsi="Times New Roman"/>
+          <w:sz w:val="24"/>
+          <w:szCs w:val="24"/>
+          <w:rtl w:val="0"/>
+        </w:rPr>
+        <w:t xml:space="preserve">(N, 5)</w:t>
+      </w:r>
+      <w:r>
+        <w:rPr>
+          <w:rFonts w:ascii="Times New Roman" w:cs="Times New Roman" w:eastAsia="Times New Roman" w:hAnsi="Times New Roman"/>
+          <w:sz w:val="24"/>
+          <w:szCs w:val="24"/>
+          <w:rtl w:val="0"/>
+        </w:rPr>
+        <w:t xml:space="preserve">) e l’oggetto </w:t>
+      </w:r>
+      <w:r>
+        <w:rPr>
+          <w:rFonts w:ascii="Times New Roman" w:cs="Times New Roman" w:eastAsia="Times New Roman" w:hAnsi="Times New Roman"/>
+          <w:sz w:val="24"/>
+          <w:szCs w:val="24"/>
+          <w:rtl w:val="0"/>
+        </w:rPr>
+        <w:t xml:space="preserve">umap_model</w:t>
+      </w:r>
+      <w:r>
+        <w:rPr>
+          <w:rFonts w:ascii="Times New Roman" w:cs="Times New Roman" w:eastAsia="Times New Roman" w:hAnsi="Times New Roman"/>
+          <w:sz w:val="24"/>
+          <w:szCs w:val="24"/>
+          <w:rtl w:val="0"/>
+        </w:rPr>
+        <w:t xml:space="preserve"> allenato, che può essere riutilizzato.</w:t>
+      </w:r>
+    </w:p>
+    <w:p>
+      <w:pPr>
+        <w:keepNext w:val="0"/>
+        <w:keepLines w:val="0"/>
+        <w:pageBreakBefore w:val="0"/>
+        <w:widowControl w:val="1"/>
+        <w:numPr>
+          <w:ilvl w:val="1"/>
+          <w:numId w:val="4"/>
+        </w:numPr>
+        <w:pBdr>
+          <w:top w:space="0" w:sz="0" w:val="nil"/>
+          <w:left w:space="0" w:sz="0" w:val="nil"/>
+          <w:bottom w:space="0" w:sz="0" w:val="nil"/>
+          <w:right w:space="0" w:sz="0" w:val="nil"/>
+          <w:between w:space="0" w:sz="0" w:val="nil"/>
+        </w:pBdr>
+        <w:shd w:fill="auto" w:val="clear"/>
+        <w:spacing w:after="0" w:before="0" w:line="276" w:lineRule="auto"/>
+        <w:ind w:left="1800" w:right="0" w:hanging="360"/>
+        <w:jc w:val="both"/>
+        <w:rPr>
+          <w:rFonts w:ascii="Times New Roman" w:cs="Times New Roman" w:eastAsia="Times New Roman" w:hAnsi="Times New Roman"/>
+          <w:sz w:val="24"/>
+          <w:szCs w:val="24"/>
+          <w:u w:val="none"/>
+        </w:rPr>
+      </w:pPr>
+      <w:r>
+        <w:rPr>
+          <w:rFonts w:ascii="Times New Roman" w:cs="Times New Roman" w:eastAsia="Times New Roman" w:hAnsi="Times New Roman"/>
+          <w:i w:val="1"/>
+          <w:sz w:val="24"/>
+          <w:szCs w:val="24"/>
+          <w:rtl w:val="0"/>
+        </w:rPr>
+        <w:t xml:space="preserve">def </w:t>
+      </w:r>
+      <w:r>
+        <w:rPr>
+          <w:rFonts w:ascii="Times New Roman" w:cs="Times New Roman" w:eastAsia="Times New Roman" w:hAnsi="Times New Roman"/>
+          <w:i w:val="1"/>
+          <w:sz w:val="24"/>
+          <w:szCs w:val="24"/>
+          <w:rtl w:val="0"/>
+        </w:rPr>
+        <w:t xml:space="preserve">plot_umap_clusters():</w:t>
+      </w:r>
+      <w:r>
+        <w:rPr>
+          <w:rFonts w:ascii="Times New Roman" w:cs="Times New Roman" w:eastAsia="Times New Roman" w:hAnsi="Times New Roman"/>
+          <w:sz w:val="24"/>
+          <w:szCs w:val="24"/>
+          <w:rtl w:val="0"/>
+        </w:rPr>
+        <w:t xml:space="preserve"> il metodo rappresentare graficamente i cluster ottenuti con HDBSCAN. Per rendere possibile la visualizzazione, la funzione applica prima una riduzione dimensionale con UMAP, trasformando gli embedding in uno spazio bidimensionale. Successivamente costruisce un DataFrame che contiene le coordinate 2D degli articoli.  Per rendere più chiara la visualizzazione, la funzione separa gli outlier, cioè i punti che HDBSCAN non assegna a nessun cluster (label -1), dai punti che appartengono a cluster reali. Infine, utilizza Matplotlib per creare lo scatter plot: gli outlier vengono mostrati in grigio, mentre i punti dei cluster vengono colorati secondo la palette </w:t>
+      </w:r>
+      <w:r>
+        <w:rPr>
+          <w:rFonts w:ascii="Times New Roman" w:cs="Times New Roman" w:eastAsia="Times New Roman" w:hAnsi="Times New Roman"/>
+          <w:sz w:val="24"/>
+          <w:szCs w:val="24"/>
+          <w:rtl w:val="0"/>
+        </w:rPr>
+        <w:t xml:space="preserve">tab20b</w:t>
+      </w:r>
+      <w:r>
+        <w:rPr>
+          <w:rFonts w:ascii="Times New Roman" w:cs="Times New Roman" w:eastAsia="Times New Roman" w:hAnsi="Times New Roman"/>
+          <w:sz w:val="24"/>
+          <w:szCs w:val="24"/>
+          <w:rtl w:val="0"/>
+        </w:rPr>
+        <w:t xml:space="preserve">. </w:t>
+      </w:r>
+    </w:p>
+    <w:p>
+      <w:pPr>
+        <w:keepNext w:val="0"/>
+        <w:keepLines w:val="0"/>
+        <w:pageBreakBefore w:val="0"/>
+        <w:widowControl w:val="1"/>
+        <w:numPr>
+          <w:ilvl w:val="0"/>
+          <w:numId w:val="4"/>
+        </w:numPr>
+        <w:pBdr>
+          <w:top w:space="0" w:sz="0" w:val="nil"/>
+          <w:left w:space="0" w:sz="0" w:val="nil"/>
+          <w:bottom w:space="0" w:sz="0" w:val="nil"/>
+          <w:right w:space="0" w:sz="0" w:val="nil"/>
+          <w:between w:space="0" w:sz="0" w:val="nil"/>
+        </w:pBdr>
+        <w:shd w:fill="auto" w:val="clear"/>
+        <w:spacing w:after="0" w:afterAutospacing="0" w:before="0" w:line="276" w:lineRule="auto"/>
+        <w:ind w:left="1080" w:right="0" w:hanging="360"/>
+        <w:jc w:val="both"/>
+        <w:rPr>
+          <w:rFonts w:ascii="Times New Roman" w:cs="Times New Roman" w:eastAsia="Times New Roman" w:hAnsi="Times New Roman"/>
+          <w:i w:val="1"/>
+          <w:sz w:val="24"/>
+          <w:szCs w:val="24"/>
+        </w:rPr>
+      </w:pPr>
+      <w:r>
+        <w:rPr>
+          <w:rFonts w:ascii="Times New Roman" w:cs="Times New Roman" w:eastAsia="Times New Roman" w:hAnsi="Times New Roman"/>
+          <w:i w:val="1"/>
+          <w:sz w:val="24"/>
+          <w:szCs w:val="24"/>
+          <w:rtl w:val="0"/>
+        </w:rPr>
+        <w:t xml:space="preserve">topic_modeling.py: </w:t>
+      </w:r>
+      <w:r>
+        <w:rPr>
+          <w:rFonts w:ascii="Times New Roman" w:cs="Times New Roman" w:eastAsia="Times New Roman" w:hAnsi="Times New Roman"/>
+          <w:sz w:val="24"/>
+          <w:szCs w:val="24"/>
+          <w:rtl w:val="0"/>
+        </w:rPr>
+        <w:t xml:space="preserve">contiene i metodi che realizzano la pipeline per il task di topic modeling di cui se ne riportano i principali:</w:t>
+      </w:r>
+    </w:p>
+    <w:p>
+      <w:pPr>
+        <w:numPr>
+          <w:ilvl w:val="1"/>
+          <w:numId w:val="4"/>
+        </w:numPr>
+        <w:spacing w:after="0" w:afterAutospacing="0" w:before="0" w:beforeAutospacing="0" w:lineRule="auto"/>
+        <w:ind w:left="1800" w:hanging="360"/>
+        <w:jc w:val="both"/>
+        <w:rPr>
+          <w:sz w:val="24"/>
+          <w:szCs w:val="24"/>
+          <w:u w:val="none"/>
+        </w:rPr>
+      </w:pPr>
+      <w:r>
+        <w:rPr>
+          <w:rFonts w:ascii="Times New Roman" w:cs="Times New Roman" w:eastAsia="Times New Roman" w:hAnsi="Times New Roman"/>
+          <w:i w:val="1"/>
+          <w:sz w:val="24"/>
+          <w:szCs w:val="24"/>
+          <w:rtl w:val="0"/>
+        </w:rPr>
+        <w:t xml:space="preserve">def </w:t>
+      </w:r>
+      <w:r>
+        <w:rPr>
+          <w:rFonts w:ascii="Times New Roman" w:cs="Times New Roman" w:eastAsia="Times New Roman" w:hAnsi="Times New Roman"/>
+          <w:i w:val="1"/>
+          <w:sz w:val="24"/>
+          <w:szCs w:val="24"/>
+          <w:rtl w:val="0"/>
+        </w:rPr>
+        <w:t xml:space="preserve">BERTTopic_modeling (model, umap_model, hdbscan_model, abstracts, embeddings): </w:t>
+      </w:r>
+      <w:r>
+        <w:rPr>
+          <w:rFonts w:ascii="Times New Roman" w:cs="Times New Roman" w:eastAsia="Times New Roman" w:hAnsi="Times New Roman"/>
+          <w:sz w:val="24"/>
+          <w:szCs w:val="24"/>
+          <w:rtl w:val="0"/>
+        </w:rPr>
+        <w:t xml:space="preserve">il metodo</w:t>
+      </w:r>
+      <w:r>
+        <w:rPr>
+          <w:rFonts w:ascii="Times New Roman" w:cs="Times New Roman" w:eastAsia="Times New Roman" w:hAnsi="Times New Roman"/>
+          <w:sz w:val="24"/>
+          <w:szCs w:val="24"/>
+          <w:rtl w:val="0"/>
+        </w:rPr>
+        <w:t xml:space="preserve"> creare un modello di topic modeling basato su BERTopic, sfruttando gli embedding degli abstract e le informazioni ottenute dai modelli di riduzione dimensionale e clustering precedentemente calcolati. L’oggetto </w:t>
+      </w:r>
+      <w:r>
+        <w:rPr>
+          <w:rFonts w:ascii="Times New Roman" w:cs="Times New Roman" w:eastAsia="Times New Roman" w:hAnsi="Times New Roman"/>
+          <w:sz w:val="24"/>
+          <w:szCs w:val="24"/>
+          <w:rtl w:val="0"/>
+        </w:rPr>
+        <w:t xml:space="preserve">BERTopic </w:t>
+      </w:r>
+      <w:r>
+        <w:rPr>
+          <w:rFonts w:ascii="Times New Roman" w:cs="Times New Roman" w:eastAsia="Times New Roman" w:hAnsi="Times New Roman"/>
+          <w:sz w:val="24"/>
+          <w:szCs w:val="24"/>
+          <w:rtl w:val="0"/>
+        </w:rPr>
+        <w:t xml:space="preserve">utilizza i tre modelli per identificare automaticamente i topic presenti nei documenti. Il metodo </w:t>
+      </w:r>
+      <w:r>
+        <w:rPr>
+          <w:rFonts w:ascii="Times New Roman" w:cs="Times New Roman" w:eastAsia="Times New Roman" w:hAnsi="Times New Roman"/>
+          <w:sz w:val="24"/>
+          <w:szCs w:val="24"/>
+          <w:rtl w:val="0"/>
+        </w:rPr>
+        <w:t xml:space="preserve">fit</w:t>
+      </w:r>
+      <w:r>
+        <w:rPr>
+          <w:rFonts w:ascii="Times New Roman" w:cs="Times New Roman" w:eastAsia="Times New Roman" w:hAnsi="Times New Roman"/>
+          <w:sz w:val="24"/>
+          <w:szCs w:val="24"/>
+          <w:rtl w:val="0"/>
+        </w:rPr>
+        <w:t xml:space="preserve"> applica il topic modeling sugli abstract, sfruttando gli embedding come rappresentazione dei contenuti. Infine, la funzione restituisce l’oggetto </w:t>
+      </w:r>
+      <w:r>
+        <w:rPr>
+          <w:rFonts w:ascii="Times New Roman" w:cs="Times New Roman" w:eastAsia="Times New Roman" w:hAnsi="Times New Roman"/>
+          <w:sz w:val="24"/>
+          <w:szCs w:val="24"/>
+          <w:rtl w:val="0"/>
+        </w:rPr>
+        <w:t xml:space="preserve">topic_model</w:t>
+      </w:r>
+      <w:r>
+        <w:rPr>
+          <w:rFonts w:ascii="Times New Roman" w:cs="Times New Roman" w:eastAsia="Times New Roman" w:hAnsi="Times New Roman"/>
+          <w:sz w:val="24"/>
+          <w:szCs w:val="24"/>
+          <w:rtl w:val="0"/>
+        </w:rPr>
+        <w:t xml:space="preserve">, che può essere utilizzato successivamente per esplorare i singoli topic, estrarre le parole chiave, o assegnare nuovi documenti ai topic già identificati.</w:t>
+      </w:r>
+    </w:p>
+    <w:p>
+      <w:pPr>
+        <w:keepNext w:val="0"/>
+        <w:keepLines w:val="0"/>
+        <w:pageBreakBefore w:val="0"/>
+        <w:widowControl w:val="1"/>
+        <w:numPr>
+          <w:ilvl w:val="1"/>
+          <w:numId w:val="4"/>
+        </w:numPr>
+        <w:pBdr>
+          <w:top w:space="0" w:sz="0" w:val="nil"/>
+          <w:left w:space="0" w:sz="0" w:val="nil"/>
+          <w:bottom w:space="0" w:sz="0" w:val="nil"/>
+          <w:right w:space="0" w:sz="0" w:val="nil"/>
+          <w:between w:space="0" w:sz="0" w:val="nil"/>
+        </w:pBdr>
+        <w:shd w:fill="auto" w:val="clear"/>
+        <w:spacing w:after="0" w:before="0" w:line="276" w:lineRule="auto"/>
+        <w:ind w:left="1800" w:right="0" w:hanging="360"/>
+        <w:jc w:val="both"/>
+        <w:rPr>
+          <w:rFonts w:ascii="Times New Roman" w:cs="Times New Roman" w:eastAsia="Times New Roman" w:hAnsi="Times New Roman"/>
+          <w:sz w:val="24"/>
+          <w:szCs w:val="24"/>
+          <w:u w:val="none"/>
+        </w:rPr>
+      </w:pPr>
+      <w:r>
+        <w:rPr>
+          <w:rFonts w:ascii="Times New Roman" w:cs="Times New Roman" w:eastAsia="Times New Roman" w:hAnsi="Times New Roman"/>
+          <w:i w:val="1"/>
+          <w:sz w:val="24"/>
+          <w:szCs w:val="24"/>
+          <w:rtl w:val="0"/>
+        </w:rPr>
+        <w:t xml:space="preserve">def </w:t>
+      </w:r>
+      <w:r>
+        <w:rPr>
+          <w:rFonts w:ascii="Times New Roman" w:cs="Times New Roman" w:eastAsia="Times New Roman" w:hAnsi="Times New Roman"/>
+          <w:i w:val="1"/>
+          <w:sz w:val="24"/>
+          <w:szCs w:val="24"/>
+          <w:rtl w:val="0"/>
+        </w:rPr>
+        <w:t xml:space="preserve">topic_visualization (topic_model, abstracts, reduced_embeddings_2D):</w:t>
+      </w:r>
+      <w:r>
+        <w:rPr>
+          <w:rFonts w:ascii="Times New Roman" w:cs="Times New Roman" w:eastAsia="Times New Roman" w:hAnsi="Times New Roman"/>
+          <w:sz w:val="24"/>
+          <w:szCs w:val="24"/>
+          <w:rtl w:val="0"/>
+        </w:rPr>
+        <w:t xml:space="preserve"> serve a rappresentare graficamente i risultati ottenuti da un modello BERTopic sia tramite scatter plot che tramite barchart.</w:t>
+      </w:r>
       <w:r>
         <w:rPr>
           <w:rtl w:val="0"/>
@@ -1603,14 +2134,12 @@
         <w:jc w:val="left"/>
         <w:rPr>
           <w:rFonts w:ascii="Calibri" w:cs="Calibri" w:eastAsia="Calibri" w:hAnsi="Calibri"/>
-          <w:b w:val="0"/>
           <w:i w:val="0"/>
           <w:smallCaps w:val="0"/>
           <w:strike w:val="0"/>
           <w:color w:val="000000"/>
           <w:sz w:val="28"/>
           <w:szCs w:val="28"/>
-          <w:u w:val="none"/>
           <w:shd w:fill="auto" w:val="clear"/>
           <w:vertAlign w:val="baseline"/>
         </w:rPr>
@@ -1655,7 +2184,27 @@
           <w:szCs w:val="24"/>
           <w:rtl w:val="0"/>
         </w:rPr>
-        <w:t xml:space="preserve">     Si riportano i risultati ottenuti a valle dell’esecuzione del codice. Per ogni concetto si riportano i primi 5 risultati più significativi ordinati secondo cosine similarity decrescente.</w:t>
+        <w:t xml:space="preserve">     Si riportano i risultati ottenuti a valle dell’esecuzione del codice. </w:t>
+      </w:r>
+    </w:p>
+    <w:p>
+      <w:pPr>
+        <w:ind w:left="360" w:firstLine="0"/>
+        <w:jc w:val="center"/>
+        <w:rPr>
+          <w:rFonts w:ascii="Times New Roman" w:cs="Times New Roman" w:eastAsia="Times New Roman" w:hAnsi="Times New Roman"/>
+          <w:sz w:val="24"/>
+          <w:szCs w:val="24"/>
+        </w:rPr>
+      </w:pPr>
+      <w:r>
+        <w:rPr>
+          <w:rFonts w:ascii="Times New Roman" w:cs="Times New Roman" w:eastAsia="Times New Roman" w:hAnsi="Times New Roman"/>
+          <w:sz w:val="24"/>
+          <w:szCs w:val="24"/>
+          <w:rtl w:val="0"/>
+        </w:rPr>
+        <w:t xml:space="preserve">Task: Text clustering</w:t>
       </w:r>
     </w:p>
     <w:p>
@@ -1664,8 +2213,9 @@
         <w:jc w:val="both"/>
         <w:rPr>
           <w:rFonts w:ascii="Times New Roman" w:cs="Times New Roman" w:eastAsia="Times New Roman" w:hAnsi="Times New Roman"/>
-          <w:sz w:val="24"/>
-          <w:szCs w:val="24"/>
+          <w:b w:val="1"/>
+          <w:sz w:val="26"/>
+          <w:szCs w:val="26"/>
         </w:rPr>
       </w:pPr>
       <w:r>
@@ -1680,166 +2230,23 @@
         <w:jc w:val="both"/>
         <w:rPr>
           <w:rFonts w:ascii="Times New Roman" w:cs="Times New Roman" w:eastAsia="Times New Roman" w:hAnsi="Times New Roman"/>
-          <w:sz w:val="24"/>
-          <w:szCs w:val="24"/>
-        </w:rPr>
-      </w:pPr>
-      <w:r>
-        <w:rPr>
-          <w:rFonts w:ascii="Times New Roman" w:cs="Times New Roman" w:eastAsia="Times New Roman" w:hAnsi="Times New Roman"/>
-          <w:sz w:val="24"/>
-          <w:szCs w:val="24"/>
+          <w:b w:val="1"/>
+          <w:sz w:val="26"/>
+          <w:szCs w:val="26"/>
+        </w:rPr>
+      </w:pPr>
+      <w:r>
+        <w:rPr>
+          <w:rFonts w:ascii="Times New Roman" w:cs="Times New Roman" w:eastAsia="Times New Roman" w:hAnsi="Times New Roman"/>
+          <w:b w:val="1"/>
+          <w:sz w:val="26"/>
+          <w:szCs w:val="26"/>
         </w:rPr>
         <w:drawing>
           <wp:inline distB="114300" distT="114300" distL="114300" distR="114300">
-            <wp:extent cx="5943600" cy="3721100"/>
+            <wp:extent cx="5943600" cy="3517900"/>
             <wp:effectExtent b="0" l="0" r="0" t="0"/>
-            <wp:docPr id="2" name="image3.png"/>
-            <a:graphic>
-              <a:graphicData uri="http://schemas.openxmlformats.org/drawingml/2006/picture">
-                <pic:pic>
-                  <pic:nvPicPr>
-                    <pic:cNvPr id="0" name="image3.png"/>
-                    <pic:cNvPicPr preferRelativeResize="0"/>
-                  </pic:nvPicPr>
-                  <pic:blipFill>
-                    <a:blip r:embed="rId8"/>
-                    <a:srcRect b="0" l="0" r="0" t="0"/>
-                    <a:stretch>
-                      <a:fillRect/>
-                    </a:stretch>
-                  </pic:blipFill>
-                  <pic:spPr>
-                    <a:xfrm>
-                      <a:off x="0" y="0"/>
-                      <a:ext cx="5943600" cy="3721100"/>
-                    </a:xfrm>
-                    <a:prstGeom prst="rect"/>
-                    <a:ln/>
-                  </pic:spPr>
-                </pic:pic>
-              </a:graphicData>
-            </a:graphic>
-          </wp:inline>
-        </w:drawing>
-      </w:r>
-      <w:r>
-        <w:rPr>
-          <w:rtl w:val="0"/>
-        </w:rPr>
-      </w:r>
-    </w:p>
-    <w:p>
-      <w:pPr>
-        <w:ind w:left="360" w:firstLine="0"/>
-        <w:jc w:val="both"/>
-        <w:rPr>
-          <w:rFonts w:ascii="Times New Roman" w:cs="Times New Roman" w:eastAsia="Times New Roman" w:hAnsi="Times New Roman"/>
-          <w:sz w:val="24"/>
-          <w:szCs w:val="24"/>
-        </w:rPr>
-      </w:pPr>
-      <w:r>
-        <w:rPr>
-          <w:rtl w:val="0"/>
-        </w:rPr>
-        <w:t xml:space="preserve"> </w:t>
-      </w:r>
-      <w:r>
-        <w:rPr>
-          <w:rtl w:val="0"/>
-        </w:rPr>
-      </w:r>
-    </w:p>
-    <w:p>
-      <w:pPr>
-        <w:rPr>
-          <w:rFonts w:ascii="Consolas" w:cs="Consolas" w:eastAsia="Consolas" w:hAnsi="Consolas"/>
-          <w:b w:val="1"/>
-          <w:sz w:val="24"/>
-          <w:szCs w:val="24"/>
-        </w:rPr>
-      </w:pPr>
-      <w:r>
-        <w:rPr>
-          <w:rtl w:val="0"/>
-        </w:rPr>
-      </w:r>
-    </w:p>
-    <w:p>
-      <w:pPr>
-        <w:ind w:left="450" w:firstLine="0"/>
-        <w:rPr>
-          <w:rFonts w:ascii="Consolas" w:cs="Consolas" w:eastAsia="Consolas" w:hAnsi="Consolas"/>
-          <w:b w:val="1"/>
-          <w:sz w:val="24"/>
-          <w:szCs w:val="24"/>
-        </w:rPr>
-      </w:pPr>
-      <w:r>
-        <w:rPr>
-          <w:rtl w:val="0"/>
-        </w:rPr>
-        <w:t xml:space="preserve"> </w:t>
-      </w:r>
-      <w:r>
-        <w:rPr>
-          <w:rtl w:val="0"/>
-        </w:rPr>
-      </w:r>
-    </w:p>
-    <w:p>
-      <w:pPr>
-        <w:jc w:val="center"/>
-        <w:rPr>
-          <w:rFonts w:ascii="Consolas" w:cs="Consolas" w:eastAsia="Consolas" w:hAnsi="Consolas"/>
-          <w:b w:val="1"/>
-          <w:sz w:val="24"/>
-          <w:szCs w:val="24"/>
-        </w:rPr>
-      </w:pPr>
-      <w:r>
-        <w:rPr>
-          <w:rtl w:val="0"/>
-        </w:rPr>
-      </w:r>
-    </w:p>
-    <w:p>
-      <w:pPr>
-        <w:rPr>
-          <w:rFonts w:ascii="Consolas" w:cs="Consolas" w:eastAsia="Consolas" w:hAnsi="Consolas"/>
-          <w:b w:val="1"/>
-          <w:sz w:val="24"/>
-          <w:szCs w:val="24"/>
-        </w:rPr>
-      </w:pPr>
-      <w:r>
-        <w:rPr>
-          <w:rtl w:val="0"/>
-        </w:rPr>
-      </w:r>
-    </w:p>
-    <w:p>
-      <w:pPr>
-        <w:rPr>
-          <w:rFonts w:ascii="Consolas" w:cs="Consolas" w:eastAsia="Consolas" w:hAnsi="Consolas"/>
-          <w:b w:val="1"/>
-          <w:sz w:val="24"/>
-          <w:szCs w:val="24"/>
-        </w:rPr>
-      </w:pPr>
-      <w:r>
-        <w:rPr>
-          <w:rFonts w:ascii="Consolas" w:cs="Consolas" w:eastAsia="Consolas" w:hAnsi="Consolas"/>
-          <w:b w:val="1"/>
-          <w:sz w:val="24"/>
-          <w:szCs w:val="24"/>
-        </w:rPr>
-        <w:drawing>
-          <wp:inline distB="114300" distT="114300" distL="114300" distR="114300">
-            <wp:extent cx="5943600" cy="3683000"/>
-            <wp:effectExtent b="0" l="0" r="0" t="0"/>
-            <wp:docPr id="4" name="image2.png"/>
+            <wp:docPr id="8" name="image2.png"/>
             <a:graphic>
               <a:graphicData uri="http://schemas.openxmlformats.org/drawingml/2006/picture">
                 <pic:pic>
@@ -1857,7 +2264,7 @@
                   <pic:spPr>
                     <a:xfrm>
                       <a:off x="0" y="0"/>
-                      <a:ext cx="5943600" cy="3683000"/>
+                      <a:ext cx="5943600" cy="3517900"/>
                     </a:xfrm>
                     <a:prstGeom prst="rect"/>
                     <a:ln/>
@@ -1876,6 +2283,78 @@
     </w:p>
     <w:p>
       <w:pPr>
+        <w:ind w:left="360" w:firstLine="0"/>
+        <w:jc w:val="both"/>
+        <w:rPr>
+          <w:rFonts w:ascii="Times New Roman" w:cs="Times New Roman" w:eastAsia="Times New Roman" w:hAnsi="Times New Roman"/>
+          <w:b w:val="1"/>
+          <w:sz w:val="26"/>
+          <w:szCs w:val="26"/>
+        </w:rPr>
+      </w:pPr>
+      <w:r>
+        <w:rPr>
+          <w:rtl w:val="0"/>
+        </w:rPr>
+      </w:r>
+    </w:p>
+    <w:p>
+      <w:pPr>
+        <w:ind w:left="360" w:firstLine="0"/>
+        <w:jc w:val="both"/>
+        <w:rPr>
+          <w:rFonts w:ascii="Times New Roman" w:cs="Times New Roman" w:eastAsia="Times New Roman" w:hAnsi="Times New Roman"/>
+          <w:b w:val="1"/>
+          <w:sz w:val="26"/>
+          <w:szCs w:val="26"/>
+        </w:rPr>
+      </w:pPr>
+      <w:r>
+        <w:rPr>
+          <w:rtl w:val="0"/>
+        </w:rPr>
+      </w:r>
+    </w:p>
+    <w:p>
+      <w:pPr>
+        <w:ind w:left="360" w:firstLine="0"/>
+        <w:jc w:val="both"/>
+        <w:rPr>
+          <w:rFonts w:ascii="Times New Roman" w:cs="Times New Roman" w:eastAsia="Times New Roman" w:hAnsi="Times New Roman"/>
+          <w:sz w:val="24"/>
+          <w:szCs w:val="24"/>
+        </w:rPr>
+      </w:pPr>
+      <w:r>
+        <w:rPr>
+          <w:rtl w:val="0"/>
+        </w:rPr>
+      </w:r>
+    </w:p>
+    <w:p>
+      <w:pPr>
+        <w:ind w:left="360" w:firstLine="0"/>
+        <w:jc w:val="both"/>
+        <w:rPr>
+          <w:rFonts w:ascii="Times New Roman" w:cs="Times New Roman" w:eastAsia="Times New Roman" w:hAnsi="Times New Roman"/>
+          <w:sz w:val="24"/>
+          <w:szCs w:val="24"/>
+        </w:rPr>
+      </w:pPr>
+      <w:r>
+        <w:rPr>
+          <w:rtl w:val="0"/>
+        </w:rPr>
+        <w:t xml:space="preserve"> </w:t>
+      </w:r>
+      <w:r>
+        <w:rPr>
+          <w:rtl w:val="0"/>
+        </w:rPr>
+      </w:r>
+    </w:p>
+    <w:p>
+      <w:pPr>
         <w:rPr>
           <w:rFonts w:ascii="Consolas" w:cs="Consolas" w:eastAsia="Consolas" w:hAnsi="Consolas"/>
           <w:b w:val="1"/>
@@ -1885,16 +2364,73 @@
       </w:pPr>
       <w:r>
         <w:rPr>
+          <w:rtl w:val="0"/>
+        </w:rPr>
+      </w:r>
+    </w:p>
+    <w:p>
+      <w:pPr>
+        <w:ind w:left="450" w:firstLine="0"/>
+        <w:rPr>
           <w:rFonts w:ascii="Consolas" w:cs="Consolas" w:eastAsia="Consolas" w:hAnsi="Consolas"/>
           <w:b w:val="1"/>
           <w:sz w:val="24"/>
           <w:szCs w:val="24"/>
         </w:rPr>
+      </w:pPr>
+      <w:r>
+        <w:rPr>
+          <w:rtl w:val="0"/>
+        </w:rPr>
+        <w:t xml:space="preserve"> </w:t>
+      </w:r>
+      <w:r>
+        <w:rPr>
+          <w:rtl w:val="0"/>
+        </w:rPr>
+      </w:r>
+    </w:p>
+    <w:p>
+      <w:pPr>
+        <w:ind w:left="360" w:firstLine="0"/>
+        <w:jc w:val="center"/>
+        <w:rPr>
+          <w:rFonts w:ascii="Times New Roman" w:cs="Times New Roman" w:eastAsia="Times New Roman" w:hAnsi="Times New Roman"/>
+          <w:sz w:val="24"/>
+          <w:szCs w:val="24"/>
+        </w:rPr>
+      </w:pPr>
+      <w:r>
+        <w:rPr>
+          <w:rFonts w:ascii="Times New Roman" w:cs="Times New Roman" w:eastAsia="Times New Roman" w:hAnsi="Times New Roman"/>
+          <w:sz w:val="24"/>
+          <w:szCs w:val="24"/>
+          <w:rtl w:val="0"/>
+        </w:rPr>
+        <w:t xml:space="preserve">Task: Topic Modeling</w:t>
+      </w:r>
+    </w:p>
+    <w:p>
+      <w:pPr>
+        <w:ind w:left="360" w:firstLine="0"/>
+        <w:jc w:val="center"/>
+        <w:rPr>
+          <w:rFonts w:ascii="Consolas" w:cs="Consolas" w:eastAsia="Consolas" w:hAnsi="Consolas"/>
+          <w:sz w:val="24"/>
+          <w:szCs w:val="24"/>
+        </w:rPr>
+      </w:pPr>
+      <w:r>
+        <w:rPr>
+          <w:rFonts w:ascii="Times New Roman" w:cs="Times New Roman" w:eastAsia="Times New Roman" w:hAnsi="Times New Roman"/>
+          <w:sz w:val="24"/>
+          <w:szCs w:val="24"/>
+        </w:rPr>
         <w:drawing>
           <wp:inline distB="114300" distT="114300" distL="114300" distR="114300">
-            <wp:extent cx="5943600" cy="1816100"/>
+            <wp:extent cx="5943600" cy="4076700"/>
             <wp:effectExtent b="0" l="0" r="0" t="0"/>
-            <wp:docPr id="5" name="image1.png"/>
+            <wp:docPr id="7" name="image1.png"/>
             <a:graphic>
               <a:graphicData uri="http://schemas.openxmlformats.org/drawingml/2006/picture">
                 <pic:pic>
@@ -1912,7 +2448,7 @@
                   <pic:spPr>
                     <a:xfrm>
                       <a:off x="0" y="0"/>
-                      <a:ext cx="5943600" cy="1816100"/>
+                      <a:ext cx="5943600" cy="4076700"/>
                     </a:xfrm>
                     <a:prstGeom prst="rect"/>
                     <a:ln/>
@@ -1923,73 +2459,6 @@
           </wp:inline>
         </w:drawing>
       </w:r>
-      <w:r>
-        <w:rPr>
-          <w:rtl w:val="0"/>
-        </w:rPr>
-      </w:r>
-    </w:p>
-    <w:p>
-      <w:pPr>
-        <w:rPr>
-          <w:rFonts w:ascii="Consolas" w:cs="Consolas" w:eastAsia="Consolas" w:hAnsi="Consolas"/>
-          <w:b w:val="1"/>
-          <w:sz w:val="24"/>
-          <w:szCs w:val="24"/>
-        </w:rPr>
-      </w:pPr>
-      <w:r>
-        <w:rPr>
-          <w:rtl w:val="0"/>
-        </w:rPr>
-      </w:r>
-    </w:p>
-    <w:p>
-      <w:pPr>
-        <w:ind w:left="-180" w:firstLine="0"/>
-        <w:rPr/>
-      </w:pPr>
-      <w:r>
-        <w:rPr>
-          <w:rtl w:val="0"/>
-        </w:rPr>
-        <w:t xml:space="preserve"> </w:t>
-      </w:r>
-    </w:p>
-    <w:p>
-      <w:pPr>
-        <w:rPr/>
-      </w:pPr>
-      <w:r>
-        <w:rPr>
-          <w:rtl w:val="0"/>
-        </w:rPr>
-      </w:r>
-    </w:p>
-    <w:p>
-      <w:pPr>
-        <w:jc w:val="center"/>
-        <w:rPr>
-          <w:rFonts w:ascii="Consolas" w:cs="Consolas" w:eastAsia="Consolas" w:hAnsi="Consolas"/>
-          <w:sz w:val="24"/>
-          <w:szCs w:val="24"/>
-        </w:rPr>
-      </w:pPr>
-      <w:r>
-        <w:rPr>
-          <w:rtl w:val="0"/>
-        </w:rPr>
-      </w:r>
-    </w:p>
-    <w:p>
-      <w:pPr>
-        <w:jc w:val="center"/>
-        <w:rPr>
-          <w:rFonts w:ascii="Consolas" w:cs="Consolas" w:eastAsia="Consolas" w:hAnsi="Consolas"/>
-          <w:sz w:val="24"/>
-          <w:szCs w:val="24"/>
-        </w:rPr>
-      </w:pPr>
       <w:r>
         <w:rPr>
           <w:rtl w:val="0"/>
@@ -2032,14 +2501,12 @@
         <w:jc w:val="left"/>
         <w:rPr>
           <w:rFonts w:ascii="Calibri" w:cs="Calibri" w:eastAsia="Calibri" w:hAnsi="Calibri"/>
-          <w:b w:val="0"/>
           <w:i w:val="0"/>
           <w:smallCaps w:val="0"/>
           <w:strike w:val="0"/>
           <w:color w:val="000000"/>
           <w:sz w:val="28"/>
           <w:szCs w:val="28"/>
-          <w:u w:val="none"/>
           <w:shd w:fill="auto" w:val="clear"/>
           <w:vertAlign w:val="baseline"/>
         </w:rPr>
@@ -2119,7 +2586,7 @@
         </w:pBdr>
         <w:shd w:fill="auto" w:val="clear"/>
         <w:spacing w:after="200" w:before="0" w:line="240" w:lineRule="auto"/>
-        <w:ind w:left="360" w:right="0" w:firstLine="0"/>
+        <w:ind w:left="0" w:right="0" w:firstLine="0"/>
         <w:jc w:val="both"/>
         <w:rPr>
           <w:rFonts w:ascii="Times New Roman" w:cs="Times New Roman" w:eastAsia="Times New Roman" w:hAnsi="Times New Roman"/>
@@ -2134,79 +2601,7 @@
           <w:szCs w:val="24"/>
           <w:rtl w:val="0"/>
         </w:rPr>
-        <w:t xml:space="preserve">     I risultati ottenuti mettono in luce le difficoltà insite nel processo di disambiguazione automatica. Con Word2Vec si è visto che il modello riesce in alcuni casi, come per </w:t>
-      </w:r>
-      <w:r>
-        <w:rPr>
-          <w:rFonts w:ascii="Times New Roman" w:cs="Times New Roman" w:eastAsia="Times New Roman" w:hAnsi="Times New Roman"/>
-          <w:sz w:val="24"/>
-          <w:szCs w:val="24"/>
-          <w:rtl w:val="0"/>
-        </w:rPr>
-        <w:t xml:space="preserve">Heuristic</w:t>
-      </w:r>
-      <w:r>
-        <w:rPr>
-          <w:rFonts w:ascii="Times New Roman" w:cs="Times New Roman" w:eastAsia="Times New Roman" w:hAnsi="Times New Roman"/>
-          <w:sz w:val="24"/>
-          <w:szCs w:val="24"/>
-          <w:rtl w:val="0"/>
-        </w:rPr>
-        <w:t xml:space="preserve">, a individuare il synset corretto, ma fallisce frequentemente con termini come </w:t>
-      </w:r>
-      <w:r>
-        <w:rPr>
-          <w:rFonts w:ascii="Times New Roman" w:cs="Times New Roman" w:eastAsia="Times New Roman" w:hAnsi="Times New Roman"/>
-          <w:sz w:val="24"/>
-          <w:szCs w:val="24"/>
-          <w:rtl w:val="0"/>
-        </w:rPr>
-        <w:t xml:space="preserve">Trousers</w:t>
-      </w:r>
-      <w:r>
-        <w:rPr>
-          <w:rFonts w:ascii="Times New Roman" w:cs="Times New Roman" w:eastAsia="Times New Roman" w:hAnsi="Times New Roman"/>
-          <w:sz w:val="24"/>
-          <w:szCs w:val="24"/>
-          <w:rtl w:val="0"/>
-        </w:rPr>
-        <w:t xml:space="preserve">, </w:t>
-      </w:r>
-      <w:r>
-        <w:rPr>
-          <w:rFonts w:ascii="Times New Roman" w:cs="Times New Roman" w:eastAsia="Times New Roman" w:hAnsi="Times New Roman"/>
-          <w:sz w:val="24"/>
-          <w:szCs w:val="24"/>
-          <w:rtl w:val="0"/>
-        </w:rPr>
-        <w:t xml:space="preserve">Microscope</w:t>
-      </w:r>
-      <w:r>
-        <w:rPr>
-          <w:rFonts w:ascii="Times New Roman" w:cs="Times New Roman" w:eastAsia="Times New Roman" w:hAnsi="Times New Roman"/>
-          <w:sz w:val="24"/>
-          <w:szCs w:val="24"/>
-          <w:rtl w:val="0"/>
-        </w:rPr>
-        <w:t xml:space="preserve"> o </w:t>
-      </w:r>
-      <w:r>
-        <w:rPr>
-          <w:rFonts w:ascii="Times New Roman" w:cs="Times New Roman" w:eastAsia="Times New Roman" w:hAnsi="Times New Roman"/>
-          <w:sz w:val="24"/>
-          <w:szCs w:val="24"/>
-          <w:rtl w:val="0"/>
-        </w:rPr>
-        <w:t xml:space="preserve">Danger</w:t>
-      </w:r>
-      <w:r>
-        <w:rPr>
-          <w:rFonts w:ascii="Times New Roman" w:cs="Times New Roman" w:eastAsia="Times New Roman" w:hAnsi="Times New Roman"/>
-          <w:sz w:val="24"/>
-          <w:szCs w:val="24"/>
-          <w:rtl w:val="0"/>
-        </w:rPr>
-        <w:t xml:space="preserve">, producendo punteggi alti anche per synset non pertinenti, evidenziando difficoltà a distinguere tra concetti semanticamente vicini ma concettualmente distinti. Questo suggerisce che, sebbene le rappresentazioni distribuzionali colgano efficacemente le associazioni lessicali, esse non garantiscono una sufficiente precisione nel legare una definizione a un significato univoco. Un aspetto interessante è che, nonostante le maggiori capacità dei modelli transformer testati in modo informale in questo laboratorio, i risultati sono stati simili: anche in questo caso non si è registrato un netto miglioramento in termini di accuratezza. Questo porta a concludere che la disambiguazione lessicale rimane un compito complesso, che non può basarsi esclusivamente sulla similarità semantica appresa dai modelli, ma necessita probabilmente di strategie ibride, capaci di integrare rappresentazioni distribuzionali, conoscenza contestuale e vincoli semantici espliciti.     </w:t>
+        <w:t xml:space="preserve">     L’attività svolta ha consentito di approfondire in maniera sistematica le potenzialità delle tecniche di analisi del linguaggio naturale applicate a un corpus testuale di dimensioni significative composto da 40000 documenti. Attraverso l’impiego di rappresentazioni vettoriali, riduzione dimensionale e algoritmi di clustering non supervisionato, è stato possibile mettere in evidenza strutture semantiche latenti all’interno dei documenti, successivamente interpretate mediante il topic modeling con BERTopic. I risultati ottenuti hanno mostrato come tali metodologie siano in grado di organizzare e sintetizzare in maniera efficace l’informazione, pur evidenziando alcune lacune di interpretazione dei topic estratti. Non tutti i topic individuati dal modello presentano una coerenza semantica immediata. In alcuni casi, infatti, le parole chiave associate da BERTopic non formano un insieme facilmente interpretabile da un osservatore umano, rendendo più complesso attribuire un significato univoco al cluster. Un’ulteriore criticità riguarda la presenza di topic molto generici o ridondanti: può accadere che due gruppi distinti contengano termini molto simili, dando più l’idea di una duplicazione piuttosto che di una reale differenza concettuale. A ciò si aggiunge la possibilità che alcuni documenti vengano classificati in cluster scarsamente rappresentativi o addirittura trattati come outlier, con etichette difficili da interpretare. Infine, è importante sottolineare che la qualità dei topic estratti dipende fortemente dal dataset di partenza: se gli abstract sono sbilanciati o eccessivamente tecnici, il modello può restituire raggruppamenti poco chiari. </w:t>
       </w:r>
     </w:p>
     <w:sectPr>
@@ -2225,7 +2620,6 @@
     <w:pPr>
       <w:keepNext w:val="0"/>
       <w:keepLines w:val="0"/>
-      <w:pageBreakBefore w:val="0"/>
       <w:widowControl w:val="1"/>
       <w:pBdr>
         <w:top w:color="823b0b" w:space="1" w:sz="24" w:val="single"/>
@@ -2302,7 +2696,6 @@
     <w:pPr>
       <w:keepNext w:val="0"/>
       <w:keepLines w:val="0"/>
-      <w:pageBreakBefore w:val="0"/>
       <w:widowControl w:val="1"/>
       <w:pBdr>
         <w:top w:space="0" w:sz="0" w:val="nil"/>
@@ -2355,7 +2748,6 @@
     <w:pPr>
       <w:keepNext w:val="0"/>
       <w:keepLines w:val="0"/>
-      <w:pageBreakBefore w:val="0"/>
       <w:widowControl w:val="1"/>
       <w:pBdr>
         <w:top w:space="0" w:sz="0" w:val="nil"/>
@@ -2396,7 +2788,6 @@
     <w:pPr>
       <w:keepNext w:val="0"/>
       <w:keepLines w:val="0"/>
-      <w:pageBreakBefore w:val="0"/>
       <w:widowControl w:val="1"/>
       <w:pBdr>
         <w:top w:space="0" w:sz="0" w:val="nil"/>
@@ -2441,11 +2832,11 @@
   <w:abstractNum w:abstractNumId="1">
     <w:lvl w:ilvl="0">
       <w:start w:val="1"/>
-      <w:numFmt w:val="bullet"/>
-      <w:lvlText w:val="●"/>
+      <w:numFmt w:val="decimal"/>
+      <w:lvlText w:val="%1."/>
       <w:lvlJc w:val="left"/>
       <w:pPr>
-        <w:ind w:left="720" w:hanging="360"/>
+        <w:ind w:left="1440" w:hanging="360"/>
       </w:pPr>
       <w:rPr>
         <w:u w:val="none"/>
@@ -2453,11 +2844,11 @@
     </w:lvl>
     <w:lvl w:ilvl="1">
       <w:start w:val="1"/>
-      <w:numFmt w:val="bullet"/>
-      <w:lvlText w:val="○"/>
+      <w:numFmt w:val="lowerLetter"/>
+      <w:lvlText w:val="%2."/>
       <w:lvlJc w:val="left"/>
       <w:pPr>
-        <w:ind w:left="1440" w:hanging="360"/>
+        <w:ind w:left="2160" w:hanging="360"/>
       </w:pPr>
       <w:rPr>
         <w:u w:val="none"/>
@@ -2465,83 +2856,83 @@
     </w:lvl>
     <w:lvl w:ilvl="2">
       <w:start w:val="1"/>
-      <w:numFmt w:val="bullet"/>
-      <w:lvlText w:val="■"/>
+      <w:numFmt w:val="lowerRoman"/>
+      <w:lvlText w:val="%3."/>
+      <w:lvlJc w:val="right"/>
+      <w:pPr>
+        <w:ind w:left="2880" w:hanging="360"/>
+      </w:pPr>
+      <w:rPr>
+        <w:u w:val="none"/>
+      </w:rPr>
+    </w:lvl>
+    <w:lvl w:ilvl="3">
+      <w:start w:val="1"/>
+      <w:numFmt w:val="decimal"/>
+      <w:lvlText w:val="%4."/>
       <w:lvlJc w:val="left"/>
       <w:pPr>
-        <w:ind w:left="2160" w:hanging="360"/>
+        <w:ind w:left="3600" w:hanging="360"/>
       </w:pPr>
       <w:rPr>
         <w:u w:val="none"/>
       </w:rPr>
     </w:lvl>
-    <w:lvl w:ilvl="3">
-      <w:start w:val="1"/>
-      <w:numFmt w:val="bullet"/>
-      <w:lvlText w:val="●"/>
+    <w:lvl w:ilvl="4">
+      <w:start w:val="1"/>
+      <w:numFmt w:val="lowerLetter"/>
+      <w:lvlText w:val="%5."/>
       <w:lvlJc w:val="left"/>
       <w:pPr>
-        <w:ind w:left="2880" w:hanging="360"/>
+        <w:ind w:left="4320" w:hanging="360"/>
       </w:pPr>
       <w:rPr>
         <w:u w:val="none"/>
       </w:rPr>
     </w:lvl>
-    <w:lvl w:ilvl="4">
-      <w:start w:val="1"/>
-      <w:numFmt w:val="bullet"/>
-      <w:lvlText w:val="○"/>
+    <w:lvl w:ilvl="5">
+      <w:start w:val="1"/>
+      <w:numFmt w:val="lowerRoman"/>
+      <w:lvlText w:val="%6."/>
+      <w:lvlJc w:val="right"/>
+      <w:pPr>
+        <w:ind w:left="5040" w:hanging="360"/>
+      </w:pPr>
+      <w:rPr>
+        <w:u w:val="none"/>
+      </w:rPr>
+    </w:lvl>
+    <w:lvl w:ilvl="6">
+      <w:start w:val="1"/>
+      <w:numFmt w:val="decimal"/>
+      <w:lvlText w:val="%7."/>
       <w:lvlJc w:val="left"/>
       <w:pPr>
-        <w:ind w:left="3600" w:hanging="360"/>
+        <w:ind w:left="5760" w:hanging="360"/>
       </w:pPr>
       <w:rPr>
         <w:u w:val="none"/>
       </w:rPr>
     </w:lvl>
-    <w:lvl w:ilvl="5">
-      <w:start w:val="1"/>
-      <w:numFmt w:val="bullet"/>
-      <w:lvlText w:val="■"/>
+    <w:lvl w:ilvl="7">
+      <w:start w:val="1"/>
+      <w:numFmt w:val="lowerLetter"/>
+      <w:lvlText w:val="%8."/>
       <w:lvlJc w:val="left"/>
       <w:pPr>
-        <w:ind w:left="4320" w:hanging="360"/>
+        <w:ind w:left="6480" w:hanging="360"/>
       </w:pPr>
       <w:rPr>
         <w:u w:val="none"/>
       </w:rPr>
     </w:lvl>
-    <w:lvl w:ilvl="6">
-      <w:start w:val="1"/>
-      <w:numFmt w:val="bullet"/>
-      <w:lvlText w:val="●"/>
-      <w:lvlJc w:val="left"/>
-      <w:pPr>
-        <w:ind w:left="5040" w:hanging="360"/>
-      </w:pPr>
-      <w:rPr>
-        <w:u w:val="none"/>
-      </w:rPr>
-    </w:lvl>
-    <w:lvl w:ilvl="7">
-      <w:start w:val="1"/>
-      <w:numFmt w:val="bullet"/>
-      <w:lvlText w:val="○"/>
-      <w:lvlJc w:val="left"/>
-      <w:pPr>
-        <w:ind w:left="5760" w:hanging="360"/>
-      </w:pPr>
-      <w:rPr>
-        <w:u w:val="none"/>
-      </w:rPr>
-    </w:lvl>
     <w:lvl w:ilvl="8">
       <w:start w:val="1"/>
-      <w:numFmt w:val="bullet"/>
-      <w:lvlText w:val="■"/>
-      <w:lvlJc w:val="left"/>
-      <w:pPr>
-        <w:ind w:left="6480" w:hanging="360"/>
+      <w:numFmt w:val="lowerRoman"/>
+      <w:lvlText w:val="%9."/>
+      <w:lvlJc w:val="right"/>
+      <w:pPr>
+        <w:ind w:left="7200" w:hanging="360"/>
       </w:pPr>
       <w:rPr>
         <w:u w:val="none"/>
@@ -2619,7 +3010,7 @@
       <w:lvlText w:val="%1.%2.%3.o.%5.%6."/>
       <w:lvlJc w:val="left"/>
       <w:pPr>
-        <w:ind w:left="2736" w:hanging="935.9999999999998"/>
+        <w:ind w:left="2736" w:hanging="935.9999999999995"/>
       </w:pPr>
       <w:rPr/>
     </w:lvl>
@@ -2771,7 +3162,7 @@
       <w:lvlText w:val="●"/>
       <w:lvlJc w:val="left"/>
       <w:pPr>
-        <w:ind w:left="1800" w:hanging="360"/>
+        <w:ind w:left="1080" w:hanging="360"/>
       </w:pPr>
       <w:rPr>
         <w:rFonts w:ascii="Noto Sans Symbols" w:cs="Noto Sans Symbols" w:eastAsia="Noto Sans Symbols" w:hAnsi="Noto Sans Symbols"/>
@@ -2783,7 +3174,7 @@
       <w:lvlText w:val="−"/>
       <w:lvlJc w:val="left"/>
       <w:pPr>
-        <w:ind w:left="2520" w:hanging="360"/>
+        <w:ind w:left="1800" w:hanging="360"/>
       </w:pPr>
       <w:rPr>
         <w:rFonts w:ascii="Noto Sans Symbols" w:cs="Noto Sans Symbols" w:eastAsia="Noto Sans Symbols" w:hAnsi="Noto Sans Symbols"/>
@@ -2795,7 +3186,7 @@
       <w:lvlText w:val="o"/>
       <w:lvlJc w:val="left"/>
       <w:pPr>
-        <w:ind w:left="3240" w:hanging="360"/>
+        <w:ind w:left="2520" w:hanging="360"/>
       </w:pPr>
       <w:rPr>
         <w:rFonts w:ascii="Courier New" w:cs="Courier New" w:eastAsia="Courier New" w:hAnsi="Courier New"/>
@@ -2807,7 +3198,7 @@
       <w:lvlText w:val="●"/>
       <w:lvlJc w:val="left"/>
       <w:pPr>
-        <w:ind w:left="3960" w:hanging="360"/>
+        <w:ind w:left="3240" w:hanging="360"/>
       </w:pPr>
       <w:rPr>
         <w:rFonts w:ascii="Noto Sans Symbols" w:cs="Noto Sans Symbols" w:eastAsia="Noto Sans Symbols" w:hAnsi="Noto Sans Symbols"/>
@@ -2819,7 +3210,7 @@
       <w:lvlText w:val="o"/>
       <w:lvlJc w:val="left"/>
       <w:pPr>
-        <w:ind w:left="4680" w:hanging="360"/>
+        <w:ind w:left="3960" w:hanging="360"/>
       </w:pPr>
       <w:rPr>
         <w:rFonts w:ascii="Courier New" w:cs="Courier New" w:eastAsia="Courier New" w:hAnsi="Courier New"/>
@@ -2831,7 +3222,7 @@
       <w:lvlText w:val="▪"/>
       <w:lvlJc w:val="left"/>
       <w:pPr>
-        <w:ind w:left="5400" w:hanging="360"/>
+        <w:ind w:left="4680" w:hanging="360"/>
       </w:pPr>
       <w:rPr>
         <w:rFonts w:ascii="Noto Sans Symbols" w:cs="Noto Sans Symbols" w:eastAsia="Noto Sans Symbols" w:hAnsi="Noto Sans Symbols"/>
@@ -2843,7 +3234,7 @@
       <w:lvlText w:val="●"/>
       <w:lvlJc w:val="left"/>
       <w:pPr>
-        <w:ind w:left="6120" w:hanging="360"/>
+        <w:ind w:left="5400" w:hanging="360"/>
       </w:pPr>
       <w:rPr>
         <w:rFonts w:ascii="Noto Sans Symbols" w:cs="Noto Sans Symbols" w:eastAsia="Noto Sans Symbols" w:hAnsi="Noto Sans Symbols"/>
@@ -2855,7 +3246,7 @@
       <w:lvlText w:val="o"/>
       <w:lvlJc w:val="left"/>
       <w:pPr>
-        <w:ind w:left="6840" w:hanging="360"/>
+        <w:ind w:left="6120" w:hanging="360"/>
       </w:pPr>
       <w:rPr>
         <w:rFonts w:ascii="Courier New" w:cs="Courier New" w:eastAsia="Courier New" w:hAnsi="Courier New"/>
@@ -2867,10 +3258,120 @@
       <w:lvlText w:val="▪"/>
       <w:lvlJc w:val="left"/>
       <w:pPr>
-        <w:ind w:left="7560" w:hanging="360"/>
+        <w:ind w:left="6840" w:hanging="360"/>
       </w:pPr>
       <w:rPr>
         <w:rFonts w:ascii="Noto Sans Symbols" w:cs="Noto Sans Symbols" w:eastAsia="Noto Sans Symbols" w:hAnsi="Noto Sans Symbols"/>
+      </w:rPr>
+    </w:lvl>
+  </w:abstractNum>
+  <w:abstractNum w:abstractNumId="5">
+    <w:lvl w:ilvl="0">
+      <w:start w:val="1"/>
+      <w:numFmt w:val="bullet"/>
+      <w:lvlText w:val="●"/>
+      <w:lvlJc w:val="left"/>
+      <w:pPr>
+        <w:ind w:left="1440" w:hanging="360"/>
+      </w:pPr>
+      <w:rPr>
+        <w:u w:val="none"/>
+      </w:rPr>
+    </w:lvl>
+    <w:lvl w:ilvl="1">
+      <w:start w:val="1"/>
+      <w:numFmt w:val="bullet"/>
+      <w:lvlText w:val="○"/>
+      <w:lvlJc w:val="left"/>
+      <w:pPr>
+        <w:ind w:left="2160" w:hanging="360"/>
+      </w:pPr>
+      <w:rPr>
+        <w:u w:val="none"/>
+      </w:rPr>
+    </w:lvl>
+    <w:lvl w:ilvl="2">
+      <w:start w:val="1"/>
+      <w:numFmt w:val="bullet"/>
+      <w:lvlText w:val="■"/>
+      <w:lvlJc w:val="left"/>
+      <w:pPr>
+        <w:ind w:left="2880" w:hanging="360"/>
+      </w:pPr>
+      <w:rPr>
+        <w:u w:val="none"/>
+      </w:rPr>
+    </w:lvl>
+    <w:lvl w:ilvl="3">
+      <w:start w:val="1"/>
+      <w:numFmt w:val="bullet"/>
+      <w:lvlText w:val="●"/>
+      <w:lvlJc w:val="left"/>
+      <w:pPr>
+        <w:ind w:left="3600" w:hanging="360"/>
+      </w:pPr>
+      <w:rPr>
+        <w:u w:val="none"/>
+      </w:rPr>
+    </w:lvl>
+    <w:lvl w:ilvl="4">
+      <w:start w:val="1"/>
+      <w:numFmt w:val="bullet"/>
+      <w:lvlText w:val="○"/>
+      <w:lvlJc w:val="left"/>
+      <w:pPr>
+        <w:ind w:left="4320" w:hanging="360"/>
+      </w:pPr>
+      <w:rPr>
+        <w:u w:val="none"/>
+      </w:rPr>
+    </w:lvl>
+    <w:lvl w:ilvl="5">
+      <w:start w:val="1"/>
+      <w:numFmt w:val="bullet"/>
+      <w:lvlText w:val="■"/>
+      <w:lvlJc w:val="left"/>
+      <w:pPr>
+        <w:ind w:left="5040" w:hanging="360"/>
+      </w:pPr>
+      <w:rPr>
+        <w:u w:val="none"/>
+      </w:rPr>
+    </w:lvl>
+    <w:lvl w:ilvl="6">
+      <w:start w:val="1"/>
+      <w:numFmt w:val="bullet"/>
+      <w:lvlText w:val="●"/>
+      <w:lvlJc w:val="left"/>
+      <w:pPr>
+        <w:ind w:left="5760" w:hanging="360"/>
+      </w:pPr>
+      <w:rPr>
+        <w:u w:val="none"/>
+      </w:rPr>
+    </w:lvl>
+    <w:lvl w:ilvl="7">
+      <w:start w:val="1"/>
+      <w:numFmt w:val="bullet"/>
+      <w:lvlText w:val="○"/>
+      <w:lvlJc w:val="left"/>
+      <w:pPr>
+        <w:ind w:left="6480" w:hanging="360"/>
+      </w:pPr>
+      <w:rPr>
+        <w:u w:val="none"/>
+      </w:rPr>
+    </w:lvl>
+    <w:lvl w:ilvl="8">
+      <w:start w:val="1"/>
+      <w:numFmt w:val="bullet"/>
+      <w:lvlText w:val="■"/>
+      <w:lvlJc w:val="left"/>
+      <w:pPr>
+        <w:ind w:left="7200" w:hanging="360"/>
+      </w:pPr>
+      <w:rPr>
+        <w:u w:val="none"/>
       </w:rPr>
     </w:lvl>
   </w:abstractNum>
@@ -2885,6 +3386,9 @@
   </w:num>
   <w:num w:numId="4">
     <w:abstractNumId w:val="4"/>
+  </w:num>
+  <w:num w:numId="5">
+    <w:abstractNumId w:val="5"/>
   </w:num>
 </w:numbering>
 </file>
@@ -3023,6 +3527,12 @@
       <w:sz w:val="72"/>
       <w:szCs w:val="72"/>
     </w:rPr>
+  </w:style>
+  <w:style w:type="paragraph" w:styleId="Normal" w:default="1">
+    <w:name w:val="normal"/>
+  </w:style>
+  <w:style w:type="table" w:styleId="TableNormal" w:default="1">
+    <w:name w:val="TableNormal"/>
   </w:style>
   <w:style w:type="character" w:styleId="Carpredefinitoparagrafo" w:default="1">
     <w:name w:val="Default Paragraph Font"/>
@@ -3591,7 +4101,7 @@
 
 <file path=customXML/item1.xml><?xml version="1.0" encoding="utf-8"?>
 <go:gDocsCustomXmlDataStorage xmlns:go="http://customooxmlschemas.google.com/" xmlns:r="http://schemas.openxmlformats.org/officeDocument/2006/relationships" uri="GoogleDocsCustomDataVersion2">
-  <go:docsCustomData xmlns:go="http://customooxmlschemas.google.com/" roundtripDataSignature="AMtx7mgNcdd+m71zZyGsPSif4aZuDpq8hw==">CgMxLjAyDWguZnJtbzZ0YWtua2w4AGoqChRzdWdnZXN0Lm1jZTF5OTk0eTJnbRISQW5uYWxpc2EgU2FiYXRlbGxpaioKFHN1Z2dlc3QudmhhcXRlM3UxYTF5EhJBbm5hbGlzYSBTYWJhdGVsbGlqKgoUc3VnZ2VzdC5xYXY1ZTA0MTl5ZTUSEkFubmFsaXNhIFNhYmF0ZWxsaWoqChRzdWdnZXN0Lm83cjRwNjFvNzg3MRISQW5uYWxpc2EgU2FiYXRlbGxpciExZGpnZlJBT3NqcXkydkpmdnVTWnE1YWpudjZlYkZTRVg=</go:docsCustomData>
+  <go:docsCustomData xmlns:go="http://customooxmlschemas.google.com/" roundtripDataSignature="AMtx7mhp/ldV9GxOhLSvqyprGvQwjo1mhQ==">CgMxLjAyDWguZnJtbzZ0YWtua2w4AHIhMVhBSzhTbVpEMEdOYUNaYWYyX3psa0JPWW5TcW5zNzds</go:docsCustomData>
 </go:gDocsCustomXmlDataStorage>
 </file>
 
